--- a/day 26 (Infrastructure as Code (IaC)).docx
+++ b/day 26 (Infrastructure as Code (IaC)).docx
@@ -2248,7 +2248,7 @@
     <w:p>
       <w:r>
         <w:pict w14:anchorId="534451E4">
-          <v:rect id="_x0000_i1056" style="width:0;height:1.5pt" o:hralign="center" o:hrstd="t" o:hr="t" fillcolor="#a0a0a0" stroked="f"/>
+          <v:rect id="_x0000_i1025" style="width:0;height:1.5pt" o:hralign="center" o:hrstd="t" o:hr="t" fillcolor="#a0a0a0" stroked="f"/>
         </w:pict>
       </w:r>
     </w:p>
@@ -2380,7 +2380,7 @@
     <w:p>
       <w:r>
         <w:pict w14:anchorId="7F067CAE">
-          <v:rect id="_x0000_i1057" style="width:0;height:1.5pt" o:hralign="center" o:hrstd="t" o:hr="t" fillcolor="#a0a0a0" stroked="f"/>
+          <v:rect id="_x0000_i1026" style="width:0;height:1.5pt" o:hralign="center" o:hrstd="t" o:hr="t" fillcolor="#a0a0a0" stroked="f"/>
         </w:pict>
       </w:r>
     </w:p>
@@ -2578,7 +2578,7 @@
     <w:p>
       <w:r>
         <w:pict w14:anchorId="36EA0BC8">
-          <v:rect id="_x0000_i1058" style="width:0;height:1.5pt" o:hralign="center" o:hrstd="t" o:hr="t" fillcolor="#a0a0a0" stroked="f"/>
+          <v:rect id="_x0000_i1027" style="width:0;height:1.5pt" o:hralign="center" o:hrstd="t" o:hr="t" fillcolor="#a0a0a0" stroked="f"/>
         </w:pict>
       </w:r>
     </w:p>
@@ -2687,7 +2687,7 @@
     <w:p>
       <w:r>
         <w:pict w14:anchorId="4BD2D923">
-          <v:rect id="_x0000_i1059" style="width:0;height:1.5pt" o:hralign="center" o:hrstd="t" o:hr="t" fillcolor="#a0a0a0" stroked="f"/>
+          <v:rect id="_x0000_i1028" style="width:0;height:1.5pt" o:hralign="center" o:hrstd="t" o:hr="t" fillcolor="#a0a0a0" stroked="f"/>
         </w:pict>
       </w:r>
     </w:p>
@@ -3644,7 +3644,7 @@
     <w:p>
       <w:r>
         <w:pict w14:anchorId="34F614E0">
-          <v:rect id="_x0000_i1136" style="width:0;height:1.5pt" o:hralign="center" o:hrstd="t" o:hr="t" fillcolor="#a0a0a0" stroked="f"/>
+          <v:rect id="_x0000_i1029" style="width:0;height:1.5pt" o:hralign="center" o:hrstd="t" o:hr="t" fillcolor="#a0a0a0" stroked="f"/>
         </w:pict>
       </w:r>
     </w:p>
@@ -3758,7 +3758,7 @@
     <w:p>
       <w:r>
         <w:pict w14:anchorId="5F8BB595">
-          <v:rect id="_x0000_i1137" style="width:0;height:1.5pt" o:hralign="center" o:hrstd="t" o:hr="t" fillcolor="#a0a0a0" stroked="f"/>
+          <v:rect id="_x0000_i1030" style="width:0;height:1.5pt" o:hralign="center" o:hrstd="t" o:hr="t" fillcolor="#a0a0a0" stroked="f"/>
         </w:pict>
       </w:r>
     </w:p>
@@ -3896,7 +3896,7 @@
     <w:p>
       <w:r>
         <w:pict w14:anchorId="0DC1F7AA">
-          <v:rect id="_x0000_i1138" style="width:0;height:1.5pt" o:hralign="center" o:hrstd="t" o:hr="t" fillcolor="#a0a0a0" stroked="f"/>
+          <v:rect id="_x0000_i1031" style="width:0;height:1.5pt" o:hralign="center" o:hrstd="t" o:hr="t" fillcolor="#a0a0a0" stroked="f"/>
         </w:pict>
       </w:r>
     </w:p>
@@ -4068,7 +4068,7 @@
     <w:p>
       <w:r>
         <w:pict w14:anchorId="6546E2C3">
-          <v:rect id="_x0000_i1139" style="width:0;height:1.5pt" o:hralign="center" o:hrstd="t" o:hr="t" fillcolor="#a0a0a0" stroked="f"/>
+          <v:rect id="_x0000_i1032" style="width:0;height:1.5pt" o:hralign="center" o:hrstd="t" o:hr="t" fillcolor="#a0a0a0" stroked="f"/>
         </w:pict>
       </w:r>
     </w:p>
@@ -4659,7 +4659,7 @@
     <w:p>
       <w:r>
         <w:pict w14:anchorId="2A80A3CA">
-          <v:rect id="_x0000_i1150" style="width:0;height:1.5pt" o:hralign="center" o:hrstd="t" o:hr="t" fillcolor="#a0a0a0" stroked="f"/>
+          <v:rect id="_x0000_i1033" style="width:0;height:1.5pt" o:hralign="center" o:hrstd="t" o:hr="t" fillcolor="#a0a0a0" stroked="f"/>
         </w:pict>
       </w:r>
     </w:p>
@@ -4767,7 +4767,7 @@
     <w:p>
       <w:r>
         <w:pict w14:anchorId="241841EB">
-          <v:rect id="_x0000_i1151" style="width:0;height:1.5pt" o:hralign="center" o:hrstd="t" o:hr="t" fillcolor="#a0a0a0" stroked="f"/>
+          <v:rect id="_x0000_i1034" style="width:0;height:1.5pt" o:hralign="center" o:hrstd="t" o:hr="t" fillcolor="#a0a0a0" stroked="f"/>
         </w:pict>
       </w:r>
     </w:p>
@@ -4898,7 +4898,7 @@
     <w:p>
       <w:r>
         <w:pict w14:anchorId="51A59D6D">
-          <v:rect id="_x0000_i1152" style="width:0;height:1.5pt" o:hralign="center" o:hrstd="t" o:hr="t" fillcolor="#a0a0a0" stroked="f"/>
+          <v:rect id="_x0000_i1035" style="width:0;height:1.5pt" o:hralign="center" o:hrstd="t" o:hr="t" fillcolor="#a0a0a0" stroked="f"/>
         </w:pict>
       </w:r>
     </w:p>
@@ -5255,7 +5255,7 @@
     <w:p>
       <w:r>
         <w:pict w14:anchorId="59953C42">
-          <v:rect id="_x0000_i1153" style="width:0;height:1.5pt" o:hralign="center" o:hrstd="t" o:hr="t" fillcolor="#a0a0a0" stroked="f"/>
+          <v:rect id="_x0000_i1036" style="width:0;height:1.5pt" o:hralign="center" o:hrstd="t" o:hr="t" fillcolor="#a0a0a0" stroked="f"/>
         </w:pict>
       </w:r>
     </w:p>
@@ -5609,7 +5609,7 @@
     <w:p>
       <w:r>
         <w:pict w14:anchorId="061D09E2">
-          <v:rect id="_x0000_i1160" style="width:0;height:1.5pt" o:hralign="center" o:hrstd="t" o:hr="t" fillcolor="#a0a0a0" stroked="f"/>
+          <v:rect id="_x0000_i1037" style="width:0;height:1.5pt" o:hralign="center" o:hrstd="t" o:hr="t" fillcolor="#a0a0a0" stroked="f"/>
         </w:pict>
       </w:r>
     </w:p>
@@ -5713,6 +5713,9 @@
     </w:p>
     <w:p>
       <w:r>
+        <w:rPr>
+          <w:noProof/>
+        </w:rPr>
         <w:drawing>
           <wp:inline distT="0" distB="0" distL="0" distR="0" wp14:anchorId="41D89EC4" wp14:editId="0593EB1B">
             <wp:extent cx="5943600" cy="1868805"/>
@@ -5867,6 +5870,9 @@
     </w:p>
     <w:p>
       <w:r>
+        <w:rPr>
+          <w:noProof/>
+        </w:rPr>
         <w:drawing>
           <wp:inline distT="0" distB="0" distL="0" distR="0" wp14:anchorId="2E4FAAF5" wp14:editId="5E29D316">
             <wp:extent cx="5631180" cy="4899608"/>
@@ -5930,6 +5936,3018 @@
           <w:bCs/>
         </w:rPr>
         <w:lastRenderedPageBreak/>
+        <w:t>Why Do We Use Terraform?</w:t>
+      </w:r>
+    </w:p>
+    <w:p>
+      <w:pPr>
+        <w:rPr>
+          <w:b/>
+          <w:bCs/>
+        </w:rPr>
+      </w:pPr>
+      <w:r>
+        <w:rPr>
+          <w:b/>
+          <w:bCs/>
+        </w:rPr>
+        <w:t>Terraform is an Infrastructure as Code (</w:t>
+      </w:r>
+      <w:proofErr w:type="spellStart"/>
+      <w:r>
+        <w:rPr>
+          <w:b/>
+          <w:bCs/>
+        </w:rPr>
+        <w:t>IaC</w:t>
+      </w:r>
+      <w:proofErr w:type="spellEnd"/>
+      <w:r>
+        <w:rPr>
+          <w:b/>
+          <w:bCs/>
+        </w:rPr>
+        <w:t>) tool that allows you to create, manage, update, and delete infrastructure using code instead of manually using a cloud provider's web console.</w:t>
+      </w:r>
+    </w:p>
+    <w:p>
+      <w:pPr>
+        <w:rPr>
+          <w:b/>
+          <w:bCs/>
+        </w:rPr>
+      </w:pPr>
+      <w:r>
+        <w:rPr>
+          <w:b/>
+          <w:bCs/>
+        </w:rPr>
+        <w:t>In simple terms:</w:t>
+      </w:r>
+    </w:p>
+    <w:p>
+      <w:pPr>
+        <w:rPr>
+          <w:b/>
+          <w:bCs/>
+        </w:rPr>
+      </w:pPr>
+      <w:r>
+        <w:rPr>
+          <w:b/>
+          <w:bCs/>
+        </w:rPr>
+        <w:t>Instead of clicking buttons in AWS, Azure, or GCP, you write code and Terraform creates the infrastructure for you.</w:t>
+      </w:r>
+    </w:p>
+    <w:p>
+      <w:pPr>
+        <w:rPr>
+          <w:b/>
+          <w:bCs/>
+        </w:rPr>
+      </w:pPr>
+      <w:r>
+        <w:rPr>
+          <w:b/>
+          <w:bCs/>
+        </w:rPr>
+        <w:pict w14:anchorId="5BB68F56">
+          <v:rect id="_x0000_i1137" style="width:0;height:1.5pt" o:hralign="center" o:hrstd="t" o:hr="t" fillcolor="#a0a0a0" stroked="f"/>
+        </w:pict>
+      </w:r>
+    </w:p>
+    <w:p>
+      <w:pPr>
+        <w:rPr>
+          <w:b/>
+          <w:bCs/>
+        </w:rPr>
+      </w:pPr>
+      <w:r>
+        <w:rPr>
+          <w:b/>
+          <w:bCs/>
+        </w:rPr>
+        <w:t>Without Terraform (Manual Method)</w:t>
+      </w:r>
+    </w:p>
+    <w:p>
+      <w:pPr>
+        <w:rPr>
+          <w:b/>
+          <w:bCs/>
+        </w:rPr>
+      </w:pPr>
+      <w:r>
+        <w:rPr>
+          <w:b/>
+          <w:bCs/>
+        </w:rPr>
+        <w:t>Suppose you need to create:</w:t>
+      </w:r>
+    </w:p>
+    <w:p>
+      <w:pPr>
+        <w:numPr>
+          <w:ilvl w:val="0"/>
+          <w:numId w:val="55"/>
+        </w:numPr>
+        <w:rPr>
+          <w:b/>
+          <w:bCs/>
+        </w:rPr>
+      </w:pPr>
+      <w:r>
+        <w:rPr>
+          <w:b/>
+          <w:bCs/>
+        </w:rPr>
+        <w:t>1 EC2 Instance</w:t>
+      </w:r>
+    </w:p>
+    <w:p>
+      <w:pPr>
+        <w:numPr>
+          <w:ilvl w:val="0"/>
+          <w:numId w:val="55"/>
+        </w:numPr>
+        <w:rPr>
+          <w:b/>
+          <w:bCs/>
+        </w:rPr>
+      </w:pPr>
+      <w:r>
+        <w:rPr>
+          <w:b/>
+          <w:bCs/>
+        </w:rPr>
+        <w:t>1 Security Group</w:t>
+      </w:r>
+    </w:p>
+    <w:p>
+      <w:pPr>
+        <w:numPr>
+          <w:ilvl w:val="0"/>
+          <w:numId w:val="55"/>
+        </w:numPr>
+        <w:rPr>
+          <w:b/>
+          <w:bCs/>
+        </w:rPr>
+      </w:pPr>
+      <w:r>
+        <w:rPr>
+          <w:b/>
+          <w:bCs/>
+        </w:rPr>
+        <w:t>1 S3 Bucket</w:t>
+      </w:r>
+    </w:p>
+    <w:p>
+      <w:pPr>
+        <w:rPr>
+          <w:b/>
+          <w:bCs/>
+        </w:rPr>
+      </w:pPr>
+      <w:r>
+        <w:rPr>
+          <w:b/>
+          <w:bCs/>
+        </w:rPr>
+        <w:t>You would:</w:t>
+      </w:r>
+    </w:p>
+    <w:p>
+      <w:pPr>
+        <w:numPr>
+          <w:ilvl w:val="0"/>
+          <w:numId w:val="56"/>
+        </w:numPr>
+        <w:rPr>
+          <w:b/>
+          <w:bCs/>
+        </w:rPr>
+      </w:pPr>
+      <w:r>
+        <w:rPr>
+          <w:b/>
+          <w:bCs/>
+        </w:rPr>
+        <w:t>Log in to AWS Console.</w:t>
+      </w:r>
+    </w:p>
+    <w:p>
+      <w:pPr>
+        <w:numPr>
+          <w:ilvl w:val="0"/>
+          <w:numId w:val="56"/>
+        </w:numPr>
+        <w:rPr>
+          <w:b/>
+          <w:bCs/>
+        </w:rPr>
+      </w:pPr>
+      <w:r>
+        <w:rPr>
+          <w:b/>
+          <w:bCs/>
+        </w:rPr>
+        <w:t>Open the EC2 service.</w:t>
+      </w:r>
+    </w:p>
+    <w:p>
+      <w:pPr>
+        <w:numPr>
+          <w:ilvl w:val="0"/>
+          <w:numId w:val="56"/>
+        </w:numPr>
+        <w:rPr>
+          <w:b/>
+          <w:bCs/>
+        </w:rPr>
+      </w:pPr>
+      <w:r>
+        <w:rPr>
+          <w:b/>
+          <w:bCs/>
+        </w:rPr>
+        <w:t>Click Launch Instance.</w:t>
+      </w:r>
+    </w:p>
+    <w:p>
+      <w:pPr>
+        <w:numPr>
+          <w:ilvl w:val="0"/>
+          <w:numId w:val="56"/>
+        </w:numPr>
+        <w:rPr>
+          <w:b/>
+          <w:bCs/>
+        </w:rPr>
+      </w:pPr>
+      <w:r>
+        <w:rPr>
+          <w:b/>
+          <w:bCs/>
+        </w:rPr>
+        <w:t>Select an AMI.</w:t>
+      </w:r>
+    </w:p>
+    <w:p>
+      <w:pPr>
+        <w:numPr>
+          <w:ilvl w:val="0"/>
+          <w:numId w:val="56"/>
+        </w:numPr>
+        <w:rPr>
+          <w:b/>
+          <w:bCs/>
+        </w:rPr>
+      </w:pPr>
+      <w:r>
+        <w:rPr>
+          <w:b/>
+          <w:bCs/>
+        </w:rPr>
+        <w:t>Choose an instance type.</w:t>
+      </w:r>
+    </w:p>
+    <w:p>
+      <w:pPr>
+        <w:numPr>
+          <w:ilvl w:val="0"/>
+          <w:numId w:val="56"/>
+        </w:numPr>
+        <w:rPr>
+          <w:b/>
+          <w:bCs/>
+        </w:rPr>
+      </w:pPr>
+      <w:r>
+        <w:rPr>
+          <w:b/>
+          <w:bCs/>
+        </w:rPr>
+        <w:t>Configure the security group.</w:t>
+      </w:r>
+    </w:p>
+    <w:p>
+      <w:pPr>
+        <w:numPr>
+          <w:ilvl w:val="0"/>
+          <w:numId w:val="56"/>
+        </w:numPr>
+        <w:rPr>
+          <w:b/>
+          <w:bCs/>
+        </w:rPr>
+      </w:pPr>
+      <w:r>
+        <w:rPr>
+          <w:b/>
+          <w:bCs/>
+        </w:rPr>
+        <w:t>Launch the instance.</w:t>
+      </w:r>
+    </w:p>
+    <w:p>
+      <w:pPr>
+        <w:numPr>
+          <w:ilvl w:val="0"/>
+          <w:numId w:val="56"/>
+        </w:numPr>
+        <w:rPr>
+          <w:b/>
+          <w:bCs/>
+        </w:rPr>
+      </w:pPr>
+      <w:r>
+        <w:rPr>
+          <w:b/>
+          <w:bCs/>
+        </w:rPr>
+        <w:t>Open S3.</w:t>
+      </w:r>
+    </w:p>
+    <w:p>
+      <w:pPr>
+        <w:numPr>
+          <w:ilvl w:val="0"/>
+          <w:numId w:val="56"/>
+        </w:numPr>
+        <w:rPr>
+          <w:b/>
+          <w:bCs/>
+        </w:rPr>
+      </w:pPr>
+      <w:r>
+        <w:rPr>
+          <w:b/>
+          <w:bCs/>
+        </w:rPr>
+        <w:t>Create a bucket.</w:t>
+      </w:r>
+    </w:p>
+    <w:p>
+      <w:pPr>
+        <w:numPr>
+          <w:ilvl w:val="0"/>
+          <w:numId w:val="56"/>
+        </w:numPr>
+        <w:rPr>
+          <w:b/>
+          <w:bCs/>
+        </w:rPr>
+      </w:pPr>
+      <w:r>
+        <w:rPr>
+          <w:b/>
+          <w:bCs/>
+        </w:rPr>
+        <w:t>Repeat the process for every environment.</w:t>
+      </w:r>
+    </w:p>
+    <w:p>
+      <w:pPr>
+        <w:rPr>
+          <w:b/>
+          <w:bCs/>
+        </w:rPr>
+      </w:pPr>
+      <w:r>
+        <w:rPr>
+          <w:b/>
+          <w:bCs/>
+        </w:rPr>
+        <w:t>This is:</w:t>
+      </w:r>
+    </w:p>
+    <w:p>
+      <w:pPr>
+        <w:numPr>
+          <w:ilvl w:val="0"/>
+          <w:numId w:val="57"/>
+        </w:numPr>
+        <w:rPr>
+          <w:b/>
+          <w:bCs/>
+        </w:rPr>
+      </w:pPr>
+      <w:r>
+        <w:rPr>
+          <w:b/>
+          <w:bCs/>
+        </w:rPr>
+        <w:t>Time-consuming</w:t>
+      </w:r>
+    </w:p>
+    <w:p>
+      <w:pPr>
+        <w:numPr>
+          <w:ilvl w:val="0"/>
+          <w:numId w:val="57"/>
+        </w:numPr>
+        <w:rPr>
+          <w:b/>
+          <w:bCs/>
+        </w:rPr>
+      </w:pPr>
+      <w:r>
+        <w:rPr>
+          <w:b/>
+          <w:bCs/>
+        </w:rPr>
+        <w:t>Error-prone</w:t>
+      </w:r>
+    </w:p>
+    <w:p>
+      <w:pPr>
+        <w:numPr>
+          <w:ilvl w:val="0"/>
+          <w:numId w:val="57"/>
+        </w:numPr>
+        <w:rPr>
+          <w:b/>
+          <w:bCs/>
+        </w:rPr>
+      </w:pPr>
+      <w:r>
+        <w:rPr>
+          <w:b/>
+          <w:bCs/>
+        </w:rPr>
+        <w:lastRenderedPageBreak/>
+        <w:t>Difficult to repeat consistently</w:t>
+      </w:r>
+    </w:p>
+    <w:p>
+      <w:pPr>
+        <w:rPr>
+          <w:b/>
+          <w:bCs/>
+        </w:rPr>
+      </w:pPr>
+      <w:r>
+        <w:rPr>
+          <w:b/>
+          <w:bCs/>
+        </w:rPr>
+        <w:pict w14:anchorId="05A5B1BC">
+          <v:rect id="_x0000_i1138" style="width:0;height:1.5pt" o:hralign="center" o:hrstd="t" o:hr="t" fillcolor="#a0a0a0" stroked="f"/>
+        </w:pict>
+      </w:r>
+    </w:p>
+    <w:p>
+      <w:pPr>
+        <w:rPr>
+          <w:b/>
+          <w:bCs/>
+        </w:rPr>
+      </w:pPr>
+      <w:r>
+        <w:rPr>
+          <w:b/>
+          <w:bCs/>
+        </w:rPr>
+        <w:t>With Terraform</w:t>
+      </w:r>
+    </w:p>
+    <w:p>
+      <w:pPr>
+        <w:rPr>
+          <w:b/>
+          <w:bCs/>
+        </w:rPr>
+      </w:pPr>
+      <w:r>
+        <w:rPr>
+          <w:b/>
+          <w:bCs/>
+        </w:rPr>
+        <w:t>You write a configuration file like:</w:t>
+      </w:r>
+    </w:p>
+    <w:p>
+      <w:pPr>
+        <w:rPr>
+          <w:b/>
+          <w:bCs/>
+        </w:rPr>
+      </w:pPr>
+      <w:r>
+        <w:rPr>
+          <w:b/>
+          <w:bCs/>
+        </w:rPr>
+        <w:t>resource "</w:t>
+      </w:r>
+      <w:proofErr w:type="spellStart"/>
+      <w:r>
+        <w:rPr>
+          <w:b/>
+          <w:bCs/>
+        </w:rPr>
+        <w:t>aws_instance</w:t>
+      </w:r>
+      <w:proofErr w:type="spellEnd"/>
+      <w:r>
+        <w:rPr>
+          <w:b/>
+          <w:bCs/>
+        </w:rPr>
+        <w:t>" "web" {</w:t>
+      </w:r>
+    </w:p>
+    <w:p>
+      <w:pPr>
+        <w:rPr>
+          <w:b/>
+          <w:bCs/>
+        </w:rPr>
+      </w:pPr>
+      <w:r>
+        <w:rPr>
+          <w:b/>
+          <w:bCs/>
+        </w:rPr>
+        <w:t xml:space="preserve">  </w:t>
+      </w:r>
+      <w:proofErr w:type="spellStart"/>
+      <w:r>
+        <w:rPr>
+          <w:b/>
+          <w:bCs/>
+        </w:rPr>
+        <w:t>ami</w:t>
+      </w:r>
+      <w:proofErr w:type="spellEnd"/>
+      <w:r>
+        <w:rPr>
+          <w:b/>
+          <w:bCs/>
+        </w:rPr>
+        <w:t xml:space="preserve">           = "ami-0123456789abcdef0"</w:t>
+      </w:r>
+    </w:p>
+    <w:p>
+      <w:pPr>
+        <w:rPr>
+          <w:b/>
+          <w:bCs/>
+        </w:rPr>
+      </w:pPr>
+      <w:r>
+        <w:rPr>
+          <w:b/>
+          <w:bCs/>
+        </w:rPr>
+        <w:t xml:space="preserve">  </w:t>
+      </w:r>
+      <w:proofErr w:type="spellStart"/>
+      <w:r>
+        <w:rPr>
+          <w:b/>
+          <w:bCs/>
+        </w:rPr>
+        <w:t>instance_type</w:t>
+      </w:r>
+      <w:proofErr w:type="spellEnd"/>
+      <w:r>
+        <w:rPr>
+          <w:b/>
+          <w:bCs/>
+        </w:rPr>
+        <w:t xml:space="preserve"> = "t</w:t>
+      </w:r>
+      <w:proofErr w:type="gramStart"/>
+      <w:r>
+        <w:rPr>
+          <w:b/>
+          <w:bCs/>
+        </w:rPr>
+        <w:t>2.micro</w:t>
+      </w:r>
+      <w:proofErr w:type="gramEnd"/>
+      <w:r>
+        <w:rPr>
+          <w:b/>
+          <w:bCs/>
+        </w:rPr>
+        <w:t>"</w:t>
+      </w:r>
+    </w:p>
+    <w:p>
+      <w:pPr>
+        <w:rPr>
+          <w:b/>
+          <w:bCs/>
+        </w:rPr>
+      </w:pPr>
+      <w:r>
+        <w:rPr>
+          <w:b/>
+          <w:bCs/>
+        </w:rPr>
+        <w:t>}</w:t>
+      </w:r>
+    </w:p>
+    <w:p>
+      <w:pPr>
+        <w:rPr>
+          <w:b/>
+          <w:bCs/>
+        </w:rPr>
+      </w:pPr>
+    </w:p>
+    <w:p>
+      <w:pPr>
+        <w:rPr>
+          <w:b/>
+          <w:bCs/>
+        </w:rPr>
+      </w:pPr>
+      <w:r>
+        <w:rPr>
+          <w:b/>
+          <w:bCs/>
+        </w:rPr>
+        <w:t>resource "aws_s3_bucket" "</w:t>
+      </w:r>
+      <w:proofErr w:type="spellStart"/>
+      <w:r>
+        <w:rPr>
+          <w:b/>
+          <w:bCs/>
+        </w:rPr>
+        <w:t>mybucket</w:t>
+      </w:r>
+      <w:proofErr w:type="spellEnd"/>
+      <w:r>
+        <w:rPr>
+          <w:b/>
+          <w:bCs/>
+        </w:rPr>
+        <w:t>" {</w:t>
+      </w:r>
+    </w:p>
+    <w:p>
+      <w:pPr>
+        <w:rPr>
+          <w:b/>
+          <w:bCs/>
+        </w:rPr>
+      </w:pPr>
+      <w:r>
+        <w:rPr>
+          <w:b/>
+          <w:bCs/>
+        </w:rPr>
+        <w:t xml:space="preserve">  bucket = "my-demo-bucket"</w:t>
+      </w:r>
+    </w:p>
+    <w:p>
+      <w:pPr>
+        <w:rPr>
+          <w:b/>
+          <w:bCs/>
+        </w:rPr>
+      </w:pPr>
+      <w:r>
+        <w:rPr>
+          <w:b/>
+          <w:bCs/>
+        </w:rPr>
+        <w:t>}</w:t>
+      </w:r>
+    </w:p>
+    <w:p>
+      <w:pPr>
+        <w:rPr>
+          <w:b/>
+          <w:bCs/>
+        </w:rPr>
+      </w:pPr>
+      <w:r>
+        <w:rPr>
+          <w:b/>
+          <w:bCs/>
+        </w:rPr>
+        <w:t>Then run:</w:t>
+      </w:r>
+    </w:p>
+    <w:p>
+      <w:pPr>
+        <w:rPr>
+          <w:b/>
+          <w:bCs/>
+        </w:rPr>
+      </w:pPr>
+      <w:r>
+        <w:rPr>
+          <w:b/>
+          <w:bCs/>
+        </w:rPr>
+        <w:t xml:space="preserve">terraform </w:t>
+      </w:r>
+      <w:proofErr w:type="spellStart"/>
+      <w:r>
+        <w:rPr>
+          <w:b/>
+          <w:bCs/>
+        </w:rPr>
+        <w:t>init</w:t>
+      </w:r>
+      <w:proofErr w:type="spellEnd"/>
+    </w:p>
+    <w:p>
+      <w:pPr>
+        <w:rPr>
+          <w:b/>
+          <w:bCs/>
+        </w:rPr>
+      </w:pPr>
+      <w:r>
+        <w:rPr>
+          <w:b/>
+          <w:bCs/>
+        </w:rPr>
+        <w:t>terraform plan</w:t>
+      </w:r>
+    </w:p>
+    <w:p>
+      <w:pPr>
+        <w:rPr>
+          <w:b/>
+          <w:bCs/>
+        </w:rPr>
+      </w:pPr>
+      <w:r>
+        <w:rPr>
+          <w:b/>
+          <w:bCs/>
+        </w:rPr>
+        <w:t>terraform apply</w:t>
+      </w:r>
+    </w:p>
+    <w:p>
+      <w:pPr>
+        <w:rPr>
+          <w:b/>
+          <w:bCs/>
+        </w:rPr>
+      </w:pPr>
+      <w:r>
+        <w:rPr>
+          <w:b/>
+          <w:bCs/>
+        </w:rPr>
+        <w:t>Terraform automatically creates the resources.</w:t>
+      </w:r>
+    </w:p>
+    <w:p>
+      <w:pPr>
+        <w:rPr>
+          <w:b/>
+          <w:bCs/>
+        </w:rPr>
+      </w:pPr>
+      <w:r>
+        <w:rPr>
+          <w:b/>
+          <w:bCs/>
+        </w:rPr>
+        <w:pict w14:anchorId="40A02475">
+          <v:rect id="_x0000_i1139" style="width:0;height:1.5pt" o:hralign="center" o:hrstd="t" o:hr="t" fillcolor="#a0a0a0" stroked="f"/>
+        </w:pict>
+      </w:r>
+    </w:p>
+    <w:p>
+      <w:pPr>
+        <w:rPr>
+          <w:b/>
+          <w:bCs/>
+        </w:rPr>
+      </w:pPr>
+      <w:r>
+        <w:rPr>
+          <w:b/>
+          <w:bCs/>
+        </w:rPr>
+        <w:t>Real-World Example</w:t>
+      </w:r>
+    </w:p>
+    <w:p>
+      <w:pPr>
+        <w:rPr>
+          <w:b/>
+          <w:bCs/>
+        </w:rPr>
+      </w:pPr>
+      <w:r>
+        <w:rPr>
+          <w:b/>
+          <w:bCs/>
+        </w:rPr>
+        <w:t>Imagine a company needs:</w:t>
+      </w:r>
+    </w:p>
+    <w:p>
+      <w:pPr>
+        <w:numPr>
+          <w:ilvl w:val="0"/>
+          <w:numId w:val="58"/>
+        </w:numPr>
+        <w:rPr>
+          <w:b/>
+          <w:bCs/>
+        </w:rPr>
+      </w:pPr>
+      <w:r>
+        <w:rPr>
+          <w:b/>
+          <w:bCs/>
+        </w:rPr>
+        <w:t>10 EC2 instances</w:t>
+      </w:r>
+    </w:p>
+    <w:p>
+      <w:pPr>
+        <w:numPr>
+          <w:ilvl w:val="0"/>
+          <w:numId w:val="58"/>
+        </w:numPr>
+        <w:rPr>
+          <w:b/>
+          <w:bCs/>
+        </w:rPr>
+      </w:pPr>
+      <w:r>
+        <w:rPr>
+          <w:b/>
+          <w:bCs/>
+        </w:rPr>
+        <w:t>5 Security Groups</w:t>
+      </w:r>
+    </w:p>
+    <w:p>
+      <w:pPr>
+        <w:numPr>
+          <w:ilvl w:val="0"/>
+          <w:numId w:val="58"/>
+        </w:numPr>
+        <w:rPr>
+          <w:b/>
+          <w:bCs/>
+        </w:rPr>
+      </w:pPr>
+      <w:r>
+        <w:rPr>
+          <w:b/>
+          <w:bCs/>
+        </w:rPr>
+        <w:t>3 Load Balancers</w:t>
+      </w:r>
+    </w:p>
+    <w:p>
+      <w:pPr>
+        <w:numPr>
+          <w:ilvl w:val="0"/>
+          <w:numId w:val="58"/>
+        </w:numPr>
+        <w:rPr>
+          <w:b/>
+          <w:bCs/>
+        </w:rPr>
+      </w:pPr>
+      <w:r>
+        <w:rPr>
+          <w:b/>
+          <w:bCs/>
+        </w:rPr>
+        <w:t>20 S3 Buckets</w:t>
+      </w:r>
+    </w:p>
+    <w:p>
+      <w:pPr>
+        <w:numPr>
+          <w:ilvl w:val="0"/>
+          <w:numId w:val="58"/>
+        </w:numPr>
+        <w:rPr>
+          <w:b/>
+          <w:bCs/>
+        </w:rPr>
+      </w:pPr>
+      <w:r>
+        <w:rPr>
+          <w:b/>
+          <w:bCs/>
+        </w:rPr>
+        <w:t>2 RDS Databases</w:t>
+      </w:r>
+    </w:p>
+    <w:p>
+      <w:pPr>
+        <w:numPr>
+          <w:ilvl w:val="0"/>
+          <w:numId w:val="58"/>
+        </w:numPr>
+        <w:rPr>
+          <w:b/>
+          <w:bCs/>
+        </w:rPr>
+      </w:pPr>
+      <w:r>
+        <w:rPr>
+          <w:b/>
+          <w:bCs/>
+        </w:rPr>
+        <w:t>A complete VPC</w:t>
+      </w:r>
+    </w:p>
+    <w:p>
+      <w:pPr>
+        <w:rPr>
+          <w:b/>
+          <w:bCs/>
+        </w:rPr>
+      </w:pPr>
+      <w:r>
+        <w:rPr>
+          <w:b/>
+          <w:bCs/>
+        </w:rPr>
+        <w:lastRenderedPageBreak/>
+        <w:t>Without Terraform</w:t>
+      </w:r>
+    </w:p>
+    <w:p>
+      <w:pPr>
+        <w:rPr>
+          <w:b/>
+          <w:bCs/>
+        </w:rPr>
+      </w:pPr>
+      <w:r>
+        <w:rPr>
+          <w:b/>
+          <w:bCs/>
+        </w:rPr>
+        <w:t>An engineer might spend hours or even days creating everything manually.</w:t>
+      </w:r>
+    </w:p>
+    <w:p>
+      <w:pPr>
+        <w:rPr>
+          <w:b/>
+          <w:bCs/>
+        </w:rPr>
+      </w:pPr>
+      <w:r>
+        <w:rPr>
+          <w:b/>
+          <w:bCs/>
+        </w:rPr>
+        <w:t>With Terraform</w:t>
+      </w:r>
+    </w:p>
+    <w:p>
+      <w:pPr>
+        <w:rPr>
+          <w:b/>
+          <w:bCs/>
+        </w:rPr>
+      </w:pPr>
+      <w:r>
+        <w:rPr>
+          <w:b/>
+          <w:bCs/>
+        </w:rPr>
+        <w:t>The engineer writes the configuration once:</w:t>
+      </w:r>
+    </w:p>
+    <w:p>
+      <w:pPr>
+        <w:rPr>
+          <w:b/>
+          <w:bCs/>
+        </w:rPr>
+      </w:pPr>
+      <w:r>
+        <w:rPr>
+          <w:b/>
+          <w:bCs/>
+        </w:rPr>
+        <w:t>terraform apply</w:t>
+      </w:r>
+    </w:p>
+    <w:p>
+      <w:pPr>
+        <w:rPr>
+          <w:b/>
+          <w:bCs/>
+        </w:rPr>
+      </w:pPr>
+      <w:r>
+        <w:rPr>
+          <w:b/>
+          <w:bCs/>
+        </w:rPr>
+        <w:t>Terraform provisions the entire infrastructure automatically in minutes.</w:t>
+      </w:r>
+    </w:p>
+    <w:p>
+      <w:pPr>
+        <w:rPr>
+          <w:b/>
+          <w:bCs/>
+        </w:rPr>
+      </w:pPr>
+      <w:r>
+        <w:rPr>
+          <w:b/>
+          <w:bCs/>
+        </w:rPr>
+        <w:pict w14:anchorId="5AA367F5">
+          <v:rect id="_x0000_i1140" style="width:0;height:1.5pt" o:hralign="center" o:hrstd="t" o:hr="t" fillcolor="#a0a0a0" stroked="f"/>
+        </w:pict>
+      </w:r>
+    </w:p>
+    <w:p>
+      <w:pPr>
+        <w:rPr>
+          <w:b/>
+          <w:bCs/>
+        </w:rPr>
+      </w:pPr>
+      <w:r>
+        <w:rPr>
+          <w:b/>
+          <w:bCs/>
+        </w:rPr>
+        <w:t>Why Companies Use Terraform</w:t>
+      </w:r>
+    </w:p>
+    <w:p>
+      <w:pPr>
+        <w:rPr>
+          <w:b/>
+          <w:bCs/>
+        </w:rPr>
+      </w:pPr>
+      <w:r>
+        <w:rPr>
+          <w:b/>
+          <w:bCs/>
+        </w:rPr>
+        <w:t>1. Automation</w:t>
+      </w:r>
+    </w:p>
+    <w:p>
+      <w:pPr>
+        <w:rPr>
+          <w:b/>
+          <w:bCs/>
+        </w:rPr>
+      </w:pPr>
+      <w:r>
+        <w:rPr>
+          <w:b/>
+          <w:bCs/>
+        </w:rPr>
+        <w:t>Terraform automates infrastructure creation.</w:t>
+      </w:r>
+    </w:p>
+    <w:p>
+      <w:pPr>
+        <w:rPr>
+          <w:b/>
+          <w:bCs/>
+        </w:rPr>
+      </w:pPr>
+      <w:r>
+        <w:rPr>
+          <w:b/>
+          <w:bCs/>
+        </w:rPr>
+        <w:t>Instead of:</w:t>
+      </w:r>
+    </w:p>
+    <w:p>
+      <w:pPr>
+        <w:rPr>
+          <w:b/>
+          <w:bCs/>
+        </w:rPr>
+      </w:pPr>
+      <w:r>
+        <w:rPr>
+          <w:b/>
+          <w:bCs/>
+        </w:rPr>
+        <w:t>AWS Console → Click → Click → Click</w:t>
+      </w:r>
+    </w:p>
+    <w:p>
+      <w:pPr>
+        <w:rPr>
+          <w:b/>
+          <w:bCs/>
+        </w:rPr>
+      </w:pPr>
+      <w:r>
+        <w:rPr>
+          <w:b/>
+          <w:bCs/>
+        </w:rPr>
+        <w:t>You use:</w:t>
+      </w:r>
+    </w:p>
+    <w:p>
+      <w:pPr>
+        <w:rPr>
+          <w:b/>
+          <w:bCs/>
+        </w:rPr>
+      </w:pPr>
+      <w:r>
+        <w:rPr>
+          <w:b/>
+          <w:bCs/>
+        </w:rPr>
+        <w:t>terraform apply</w:t>
+      </w:r>
+    </w:p>
+    <w:p>
+      <w:pPr>
+        <w:rPr>
+          <w:b/>
+          <w:bCs/>
+        </w:rPr>
+      </w:pPr>
+      <w:r>
+        <w:rPr>
+          <w:b/>
+          <w:bCs/>
+        </w:rPr>
+        <w:pict w14:anchorId="49D7F879">
+          <v:rect id="_x0000_i1141" style="width:0;height:1.5pt" o:hralign="center" o:hrstd="t" o:hr="t" fillcolor="#a0a0a0" stroked="f"/>
+        </w:pict>
+      </w:r>
+    </w:p>
+    <w:p>
+      <w:pPr>
+        <w:rPr>
+          <w:b/>
+          <w:bCs/>
+        </w:rPr>
+      </w:pPr>
+      <w:r>
+        <w:rPr>
+          <w:b/>
+          <w:bCs/>
+        </w:rPr>
+        <w:t>2. Infrastructure as Code (</w:t>
+      </w:r>
+      <w:proofErr w:type="spellStart"/>
+      <w:r>
+        <w:rPr>
+          <w:b/>
+          <w:bCs/>
+        </w:rPr>
+        <w:t>IaC</w:t>
+      </w:r>
+      <w:proofErr w:type="spellEnd"/>
+      <w:r>
+        <w:rPr>
+          <w:b/>
+          <w:bCs/>
+        </w:rPr>
+        <w:t>)</w:t>
+      </w:r>
+    </w:p>
+    <w:p>
+      <w:pPr>
+        <w:rPr>
+          <w:b/>
+          <w:bCs/>
+        </w:rPr>
+      </w:pPr>
+      <w:r>
+        <w:rPr>
+          <w:b/>
+          <w:bCs/>
+        </w:rPr>
+        <w:t>Infrastructure is defined in code.</w:t>
+      </w:r>
+    </w:p>
+    <w:p>
+      <w:pPr>
+        <w:rPr>
+          <w:b/>
+          <w:bCs/>
+        </w:rPr>
+      </w:pPr>
+      <w:r>
+        <w:rPr>
+          <w:b/>
+          <w:bCs/>
+        </w:rPr>
+        <w:t>Example:</w:t>
+      </w:r>
+    </w:p>
+    <w:p>
+      <w:pPr>
+        <w:rPr>
+          <w:b/>
+          <w:bCs/>
+        </w:rPr>
+      </w:pPr>
+      <w:r>
+        <w:rPr>
+          <w:b/>
+          <w:bCs/>
+        </w:rPr>
+        <w:t>resource "</w:t>
+      </w:r>
+      <w:proofErr w:type="spellStart"/>
+      <w:r>
+        <w:rPr>
+          <w:b/>
+          <w:bCs/>
+        </w:rPr>
+        <w:t>aws_instance</w:t>
+      </w:r>
+      <w:proofErr w:type="spellEnd"/>
+      <w:r>
+        <w:rPr>
+          <w:b/>
+          <w:bCs/>
+        </w:rPr>
+        <w:t>" "web" {</w:t>
+      </w:r>
+    </w:p>
+    <w:p>
+      <w:pPr>
+        <w:rPr>
+          <w:b/>
+          <w:bCs/>
+        </w:rPr>
+      </w:pPr>
+      <w:r>
+        <w:rPr>
+          <w:b/>
+          <w:bCs/>
+        </w:rPr>
+        <w:t xml:space="preserve">    </w:t>
+      </w:r>
+      <w:proofErr w:type="spellStart"/>
+      <w:r>
+        <w:rPr>
+          <w:b/>
+          <w:bCs/>
+        </w:rPr>
+        <w:t>instance_type</w:t>
+      </w:r>
+      <w:proofErr w:type="spellEnd"/>
+      <w:r>
+        <w:rPr>
+          <w:b/>
+          <w:bCs/>
+        </w:rPr>
+        <w:t xml:space="preserve"> = "t</w:t>
+      </w:r>
+      <w:proofErr w:type="gramStart"/>
+      <w:r>
+        <w:rPr>
+          <w:b/>
+          <w:bCs/>
+        </w:rPr>
+        <w:t>2.micro</w:t>
+      </w:r>
+      <w:proofErr w:type="gramEnd"/>
+      <w:r>
+        <w:rPr>
+          <w:b/>
+          <w:bCs/>
+        </w:rPr>
+        <w:t>"</w:t>
+      </w:r>
+    </w:p>
+    <w:p>
+      <w:pPr>
+        <w:rPr>
+          <w:b/>
+          <w:bCs/>
+        </w:rPr>
+      </w:pPr>
+      <w:r>
+        <w:rPr>
+          <w:b/>
+          <w:bCs/>
+        </w:rPr>
+        <w:t>}</w:t>
+      </w:r>
+    </w:p>
+    <w:p>
+      <w:pPr>
+        <w:rPr>
+          <w:b/>
+          <w:bCs/>
+        </w:rPr>
+      </w:pPr>
+      <w:r>
+        <w:rPr>
+          <w:b/>
+          <w:bCs/>
+        </w:rPr>
+        <w:t>Benefits:</w:t>
+      </w:r>
+    </w:p>
+    <w:p>
+      <w:pPr>
+        <w:numPr>
+          <w:ilvl w:val="0"/>
+          <w:numId w:val="59"/>
+        </w:numPr>
+        <w:rPr>
+          <w:b/>
+          <w:bCs/>
+        </w:rPr>
+      </w:pPr>
+      <w:r>
+        <w:rPr>
+          <w:b/>
+          <w:bCs/>
+        </w:rPr>
+        <w:t>Easy to review</w:t>
+      </w:r>
+    </w:p>
+    <w:p>
+      <w:pPr>
+        <w:numPr>
+          <w:ilvl w:val="0"/>
+          <w:numId w:val="59"/>
+        </w:numPr>
+        <w:rPr>
+          <w:b/>
+          <w:bCs/>
+        </w:rPr>
+      </w:pPr>
+      <w:r>
+        <w:rPr>
+          <w:b/>
+          <w:bCs/>
+        </w:rPr>
+        <w:t>Easy to update</w:t>
+      </w:r>
+    </w:p>
+    <w:p>
+      <w:pPr>
+        <w:numPr>
+          <w:ilvl w:val="0"/>
+          <w:numId w:val="59"/>
+        </w:numPr>
+        <w:rPr>
+          <w:b/>
+          <w:bCs/>
+        </w:rPr>
+      </w:pPr>
+      <w:r>
+        <w:rPr>
+          <w:b/>
+          <w:bCs/>
+        </w:rPr>
+        <w:t>Easy to version using Git</w:t>
+      </w:r>
+    </w:p>
+    <w:p>
+      <w:pPr>
+        <w:rPr>
+          <w:b/>
+          <w:bCs/>
+        </w:rPr>
+      </w:pPr>
+      <w:r>
+        <w:rPr>
+          <w:b/>
+          <w:bCs/>
+        </w:rPr>
+        <w:pict w14:anchorId="7D6404F5">
+          <v:rect id="_x0000_i1142" style="width:0;height:1.5pt" o:hralign="center" o:hrstd="t" o:hr="t" fillcolor="#a0a0a0" stroked="f"/>
+        </w:pict>
+      </w:r>
+    </w:p>
+    <w:p>
+      <w:pPr>
+        <w:rPr>
+          <w:b/>
+          <w:bCs/>
+        </w:rPr>
+      </w:pPr>
+      <w:r>
+        <w:rPr>
+          <w:b/>
+          <w:bCs/>
+        </w:rPr>
+        <w:lastRenderedPageBreak/>
+        <w:t>3. Reusability</w:t>
+      </w:r>
+    </w:p>
+    <w:p>
+      <w:pPr>
+        <w:rPr>
+          <w:b/>
+          <w:bCs/>
+        </w:rPr>
+      </w:pPr>
+      <w:r>
+        <w:rPr>
+          <w:b/>
+          <w:bCs/>
+        </w:rPr>
+        <w:t>Write the configuration once and use it many times.</w:t>
+      </w:r>
+    </w:p>
+    <w:p>
+      <w:pPr>
+        <w:rPr>
+          <w:b/>
+          <w:bCs/>
+        </w:rPr>
+      </w:pPr>
+      <w:r>
+        <w:rPr>
+          <w:b/>
+          <w:bCs/>
+        </w:rPr>
+        <w:t>Example:</w:t>
+      </w:r>
+    </w:p>
+    <w:p>
+      <w:pPr>
+        <w:rPr>
+          <w:b/>
+          <w:bCs/>
+        </w:rPr>
+      </w:pPr>
+      <w:r>
+        <w:rPr>
+          <w:b/>
+          <w:bCs/>
+        </w:rPr>
+        <w:t>Development</w:t>
+      </w:r>
+    </w:p>
+    <w:p>
+      <w:pPr>
+        <w:rPr>
+          <w:b/>
+          <w:bCs/>
+        </w:rPr>
+      </w:pPr>
+      <w:r>
+        <w:rPr>
+          <w:b/>
+          <w:bCs/>
+        </w:rPr>
+        <w:t>Testing</w:t>
+      </w:r>
+    </w:p>
+    <w:p>
+      <w:pPr>
+        <w:rPr>
+          <w:b/>
+          <w:bCs/>
+        </w:rPr>
+      </w:pPr>
+      <w:r>
+        <w:rPr>
+          <w:b/>
+          <w:bCs/>
+        </w:rPr>
+        <w:t>Production</w:t>
+      </w:r>
+    </w:p>
+    <w:p>
+      <w:pPr>
+        <w:rPr>
+          <w:b/>
+          <w:bCs/>
+        </w:rPr>
+      </w:pPr>
+      <w:r>
+        <w:rPr>
+          <w:b/>
+          <w:bCs/>
+        </w:rPr>
+        <w:t>The same code can be reused with different variable values.</w:t>
+      </w:r>
+    </w:p>
+    <w:p>
+      <w:pPr>
+        <w:rPr>
+          <w:b/>
+          <w:bCs/>
+        </w:rPr>
+      </w:pPr>
+      <w:r>
+        <w:rPr>
+          <w:b/>
+          <w:bCs/>
+        </w:rPr>
+        <w:pict w14:anchorId="011F2464">
+          <v:rect id="_x0000_i1143" style="width:0;height:1.5pt" o:hralign="center" o:hrstd="t" o:hr="t" fillcolor="#a0a0a0" stroked="f"/>
+        </w:pict>
+      </w:r>
+    </w:p>
+    <w:p>
+      <w:pPr>
+        <w:rPr>
+          <w:b/>
+          <w:bCs/>
+        </w:rPr>
+      </w:pPr>
+      <w:r>
+        <w:rPr>
+          <w:b/>
+          <w:bCs/>
+        </w:rPr>
+        <w:t>4. Version Control</w:t>
+      </w:r>
+    </w:p>
+    <w:p>
+      <w:pPr>
+        <w:rPr>
+          <w:b/>
+          <w:bCs/>
+        </w:rPr>
+      </w:pPr>
+      <w:r>
+        <w:rPr>
+          <w:b/>
+          <w:bCs/>
+        </w:rPr>
+        <w:t>Store Terraform code in Git.</w:t>
+      </w:r>
+    </w:p>
+    <w:p>
+      <w:pPr>
+        <w:rPr>
+          <w:b/>
+          <w:bCs/>
+        </w:rPr>
+      </w:pPr>
+      <w:r>
+        <w:rPr>
+          <w:b/>
+          <w:bCs/>
+        </w:rPr>
+        <w:t>Benefits:</w:t>
+      </w:r>
+    </w:p>
+    <w:p>
+      <w:pPr>
+        <w:numPr>
+          <w:ilvl w:val="0"/>
+          <w:numId w:val="60"/>
+        </w:numPr>
+        <w:rPr>
+          <w:b/>
+          <w:bCs/>
+        </w:rPr>
+      </w:pPr>
+      <w:r>
+        <w:rPr>
+          <w:b/>
+          <w:bCs/>
+        </w:rPr>
+        <w:t>Track changes</w:t>
+      </w:r>
+    </w:p>
+    <w:p>
+      <w:pPr>
+        <w:numPr>
+          <w:ilvl w:val="0"/>
+          <w:numId w:val="60"/>
+        </w:numPr>
+        <w:rPr>
+          <w:b/>
+          <w:bCs/>
+        </w:rPr>
+      </w:pPr>
+      <w:r>
+        <w:rPr>
+          <w:b/>
+          <w:bCs/>
+        </w:rPr>
+        <w:t>Roll back changes</w:t>
+      </w:r>
+    </w:p>
+    <w:p>
+      <w:pPr>
+        <w:numPr>
+          <w:ilvl w:val="0"/>
+          <w:numId w:val="60"/>
+        </w:numPr>
+        <w:rPr>
+          <w:b/>
+          <w:bCs/>
+        </w:rPr>
+      </w:pPr>
+      <w:r>
+        <w:rPr>
+          <w:b/>
+          <w:bCs/>
+        </w:rPr>
+        <w:t>Collaborate with teammates</w:t>
+      </w:r>
+    </w:p>
+    <w:p>
+      <w:pPr>
+        <w:rPr>
+          <w:b/>
+          <w:bCs/>
+        </w:rPr>
+      </w:pPr>
+      <w:r>
+        <w:rPr>
+          <w:b/>
+          <w:bCs/>
+        </w:rPr>
+        <w:pict w14:anchorId="22C3CDB2">
+          <v:rect id="_x0000_i1144" style="width:0;height:1.5pt" o:hralign="center" o:hrstd="t" o:hr="t" fillcolor="#a0a0a0" stroked="f"/>
+        </w:pict>
+      </w:r>
+    </w:p>
+    <w:p>
+      <w:pPr>
+        <w:rPr>
+          <w:b/>
+          <w:bCs/>
+        </w:rPr>
+      </w:pPr>
+      <w:r>
+        <w:rPr>
+          <w:b/>
+          <w:bCs/>
+        </w:rPr>
+        <w:t>5. Consistency</w:t>
+      </w:r>
+    </w:p>
+    <w:p>
+      <w:pPr>
+        <w:rPr>
+          <w:b/>
+          <w:bCs/>
+        </w:rPr>
+      </w:pPr>
+      <w:r>
+        <w:rPr>
+          <w:b/>
+          <w:bCs/>
+        </w:rPr>
+        <w:t>Every deployment is created the same way.</w:t>
+      </w:r>
+    </w:p>
+    <w:p>
+      <w:pPr>
+        <w:rPr>
+          <w:b/>
+          <w:bCs/>
+        </w:rPr>
+      </w:pPr>
+      <w:r>
+        <w:rPr>
+          <w:b/>
+          <w:bCs/>
+        </w:rPr>
+        <w:t>No accidental differences caused by manual configuration.</w:t>
+      </w:r>
+    </w:p>
+    <w:p>
+      <w:pPr>
+        <w:rPr>
+          <w:b/>
+          <w:bCs/>
+        </w:rPr>
+      </w:pPr>
+      <w:r>
+        <w:rPr>
+          <w:b/>
+          <w:bCs/>
+        </w:rPr>
+        <w:pict w14:anchorId="4CB6F670">
+          <v:rect id="_x0000_i1145" style="width:0;height:1.5pt" o:hralign="center" o:hrstd="t" o:hr="t" fillcolor="#a0a0a0" stroked="f"/>
+        </w:pict>
+      </w:r>
+    </w:p>
+    <w:p>
+      <w:pPr>
+        <w:rPr>
+          <w:b/>
+          <w:bCs/>
+        </w:rPr>
+      </w:pPr>
+      <w:r>
+        <w:rPr>
+          <w:b/>
+          <w:bCs/>
+        </w:rPr>
+        <w:t>6. Multi-Cloud Support</w:t>
+      </w:r>
+    </w:p>
+    <w:p>
+      <w:pPr>
+        <w:rPr>
+          <w:b/>
+          <w:bCs/>
+        </w:rPr>
+      </w:pPr>
+      <w:r>
+        <w:rPr>
+          <w:b/>
+          <w:bCs/>
+        </w:rPr>
+        <w:t>Terraform works with many providers, including:</w:t>
+      </w:r>
+    </w:p>
+    <w:p>
+      <w:pPr>
+        <w:numPr>
+          <w:ilvl w:val="0"/>
+          <w:numId w:val="61"/>
+        </w:numPr>
+        <w:rPr>
+          <w:b/>
+          <w:bCs/>
+        </w:rPr>
+      </w:pPr>
+      <w:r>
+        <w:rPr>
+          <w:b/>
+          <w:bCs/>
+        </w:rPr>
+        <w:t>AWS</w:t>
+      </w:r>
+    </w:p>
+    <w:p>
+      <w:pPr>
+        <w:numPr>
+          <w:ilvl w:val="0"/>
+          <w:numId w:val="61"/>
+        </w:numPr>
+        <w:rPr>
+          <w:b/>
+          <w:bCs/>
+        </w:rPr>
+      </w:pPr>
+      <w:r>
+        <w:rPr>
+          <w:b/>
+          <w:bCs/>
+        </w:rPr>
+        <w:t>Azure</w:t>
+      </w:r>
+    </w:p>
+    <w:p>
+      <w:pPr>
+        <w:numPr>
+          <w:ilvl w:val="0"/>
+          <w:numId w:val="61"/>
+        </w:numPr>
+        <w:rPr>
+          <w:b/>
+          <w:bCs/>
+        </w:rPr>
+      </w:pPr>
+      <w:r>
+        <w:rPr>
+          <w:b/>
+          <w:bCs/>
+        </w:rPr>
+        <w:t>Google Cloud Platform (GCP)</w:t>
+      </w:r>
+    </w:p>
+    <w:p>
+      <w:pPr>
+        <w:numPr>
+          <w:ilvl w:val="0"/>
+          <w:numId w:val="61"/>
+        </w:numPr>
+        <w:rPr>
+          <w:b/>
+          <w:bCs/>
+        </w:rPr>
+      </w:pPr>
+      <w:r>
+        <w:rPr>
+          <w:b/>
+          <w:bCs/>
+        </w:rPr>
+        <w:t>Kubernetes</w:t>
+      </w:r>
+    </w:p>
+    <w:p>
+      <w:pPr>
+        <w:numPr>
+          <w:ilvl w:val="0"/>
+          <w:numId w:val="61"/>
+        </w:numPr>
+        <w:rPr>
+          <w:b/>
+          <w:bCs/>
+        </w:rPr>
+      </w:pPr>
+      <w:r>
+        <w:rPr>
+          <w:b/>
+          <w:bCs/>
+        </w:rPr>
+        <w:t>VMware</w:t>
+      </w:r>
+    </w:p>
+    <w:p>
+      <w:pPr>
+        <w:numPr>
+          <w:ilvl w:val="0"/>
+          <w:numId w:val="61"/>
+        </w:numPr>
+        <w:rPr>
+          <w:b/>
+          <w:bCs/>
+        </w:rPr>
+      </w:pPr>
+      <w:r>
+        <w:rPr>
+          <w:b/>
+          <w:bCs/>
+        </w:rPr>
+        <w:lastRenderedPageBreak/>
+        <w:t>GitHub</w:t>
+      </w:r>
+    </w:p>
+    <w:p>
+      <w:pPr>
+        <w:numPr>
+          <w:ilvl w:val="0"/>
+          <w:numId w:val="61"/>
+        </w:numPr>
+        <w:rPr>
+          <w:b/>
+          <w:bCs/>
+        </w:rPr>
+      </w:pPr>
+      <w:r>
+        <w:rPr>
+          <w:b/>
+          <w:bCs/>
+        </w:rPr>
+        <w:t>Docker</w:t>
+      </w:r>
+    </w:p>
+    <w:p>
+      <w:pPr>
+        <w:rPr>
+          <w:b/>
+          <w:bCs/>
+        </w:rPr>
+      </w:pPr>
+      <w:r>
+        <w:rPr>
+          <w:b/>
+          <w:bCs/>
+        </w:rPr>
+        <w:t>You learn one tool that can manage many platforms.</w:t>
+      </w:r>
+    </w:p>
+    <w:p>
+      <w:pPr>
+        <w:rPr>
+          <w:b/>
+          <w:bCs/>
+        </w:rPr>
+      </w:pPr>
+      <w:r>
+        <w:rPr>
+          <w:b/>
+          <w:bCs/>
+        </w:rPr>
+        <w:pict w14:anchorId="221904B0">
+          <v:rect id="_x0000_i1146" style="width:0;height:1.5pt" o:hralign="center" o:hrstd="t" o:hr="t" fillcolor="#a0a0a0" stroked="f"/>
+        </w:pict>
+      </w:r>
+    </w:p>
+    <w:p>
+      <w:pPr>
+        <w:rPr>
+          <w:b/>
+          <w:bCs/>
+        </w:rPr>
+      </w:pPr>
+      <w:r>
+        <w:rPr>
+          <w:b/>
+          <w:bCs/>
+        </w:rPr>
+        <w:t>7. Cost Savings</w:t>
+      </w:r>
+    </w:p>
+    <w:p>
+      <w:pPr>
+        <w:rPr>
+          <w:b/>
+          <w:bCs/>
+        </w:rPr>
+      </w:pPr>
+      <w:r>
+        <w:rPr>
+          <w:b/>
+          <w:bCs/>
+        </w:rPr>
+        <w:t>Terraform makes it easy to remove unused infrastructure:</w:t>
+      </w:r>
+    </w:p>
+    <w:p>
+      <w:pPr>
+        <w:rPr>
+          <w:b/>
+          <w:bCs/>
+        </w:rPr>
+      </w:pPr>
+      <w:r>
+        <w:rPr>
+          <w:b/>
+          <w:bCs/>
+        </w:rPr>
+        <w:t>terraform destroy</w:t>
+      </w:r>
+    </w:p>
+    <w:p>
+      <w:pPr>
+        <w:rPr>
+          <w:b/>
+          <w:bCs/>
+        </w:rPr>
+      </w:pPr>
+      <w:r>
+        <w:rPr>
+          <w:b/>
+          <w:bCs/>
+        </w:rPr>
+        <w:t>This helps avoid paying for resources you no longer need.</w:t>
+      </w:r>
+    </w:p>
+    <w:p>
+      <w:pPr>
+        <w:rPr>
+          <w:b/>
+          <w:bCs/>
+        </w:rPr>
+      </w:pPr>
+      <w:r>
+        <w:rPr>
+          <w:b/>
+          <w:bCs/>
+        </w:rPr>
+        <w:pict w14:anchorId="34D59593">
+          <v:rect id="_x0000_i1147" style="width:0;height:1.5pt" o:hralign="center" o:hrstd="t" o:hr="t" fillcolor="#a0a0a0" stroked="f"/>
+        </w:pict>
+      </w:r>
+    </w:p>
+    <w:p>
+      <w:pPr>
+        <w:rPr>
+          <w:b/>
+          <w:bCs/>
+        </w:rPr>
+      </w:pPr>
+      <w:r>
+        <w:rPr>
+          <w:b/>
+          <w:bCs/>
+        </w:rPr>
+        <w:t>Real DevOps Scenario</w:t>
+      </w:r>
+    </w:p>
+    <w:p>
+      <w:pPr>
+        <w:rPr>
+          <w:b/>
+          <w:bCs/>
+        </w:rPr>
+      </w:pPr>
+      <w:r>
+        <w:rPr>
+          <w:b/>
+          <w:bCs/>
+        </w:rPr>
+        <w:t>Suppose a developer asks:</w:t>
+      </w:r>
+    </w:p>
+    <w:p>
+      <w:pPr>
+        <w:rPr>
+          <w:b/>
+          <w:bCs/>
+        </w:rPr>
+      </w:pPr>
+      <w:r>
+        <w:rPr>
+          <w:b/>
+          <w:bCs/>
+        </w:rPr>
+        <w:t>"I need a server for testing."</w:t>
+      </w:r>
+    </w:p>
+    <w:p>
+      <w:pPr>
+        <w:rPr>
+          <w:b/>
+          <w:bCs/>
+        </w:rPr>
+      </w:pPr>
+      <w:r>
+        <w:rPr>
+          <w:b/>
+          <w:bCs/>
+        </w:rPr>
+        <w:t>Without Terraform</w:t>
+      </w:r>
+    </w:p>
+    <w:p>
+      <w:pPr>
+        <w:rPr>
+          <w:b/>
+          <w:bCs/>
+        </w:rPr>
+      </w:pPr>
+      <w:r>
+        <w:rPr>
+          <w:b/>
+          <w:bCs/>
+        </w:rPr>
+        <w:t>A DevOps engineer manually creates:</w:t>
+      </w:r>
+    </w:p>
+    <w:p>
+      <w:pPr>
+        <w:numPr>
+          <w:ilvl w:val="0"/>
+          <w:numId w:val="62"/>
+        </w:numPr>
+        <w:rPr>
+          <w:b/>
+          <w:bCs/>
+        </w:rPr>
+      </w:pPr>
+      <w:r>
+        <w:rPr>
+          <w:b/>
+          <w:bCs/>
+        </w:rPr>
+        <w:t>EC2</w:t>
+      </w:r>
+    </w:p>
+    <w:p>
+      <w:pPr>
+        <w:numPr>
+          <w:ilvl w:val="0"/>
+          <w:numId w:val="62"/>
+        </w:numPr>
+        <w:rPr>
+          <w:b/>
+          <w:bCs/>
+        </w:rPr>
+      </w:pPr>
+      <w:r>
+        <w:rPr>
+          <w:b/>
+          <w:bCs/>
+        </w:rPr>
+        <w:t>Security Group</w:t>
+      </w:r>
+    </w:p>
+    <w:p>
+      <w:pPr>
+        <w:numPr>
+          <w:ilvl w:val="0"/>
+          <w:numId w:val="62"/>
+        </w:numPr>
+        <w:rPr>
+          <w:b/>
+          <w:bCs/>
+        </w:rPr>
+      </w:pPr>
+      <w:r>
+        <w:rPr>
+          <w:b/>
+          <w:bCs/>
+        </w:rPr>
+        <w:t>EBS Volume</w:t>
+      </w:r>
+    </w:p>
+    <w:p>
+      <w:pPr>
+        <w:numPr>
+          <w:ilvl w:val="0"/>
+          <w:numId w:val="62"/>
+        </w:numPr>
+        <w:rPr>
+          <w:b/>
+          <w:bCs/>
+        </w:rPr>
+      </w:pPr>
+      <w:r>
+        <w:rPr>
+          <w:b/>
+          <w:bCs/>
+        </w:rPr>
+        <w:t>IAM Role</w:t>
+      </w:r>
+    </w:p>
+    <w:p>
+      <w:pPr>
+        <w:rPr>
+          <w:b/>
+          <w:bCs/>
+        </w:rPr>
+      </w:pPr>
+      <w:r>
+        <w:rPr>
+          <w:b/>
+          <w:bCs/>
+        </w:rPr>
+        <w:t>This takes time.</w:t>
+      </w:r>
+    </w:p>
+    <w:p>
+      <w:pPr>
+        <w:rPr>
+          <w:b/>
+          <w:bCs/>
+        </w:rPr>
+      </w:pPr>
+      <w:r>
+        <w:rPr>
+          <w:b/>
+          <w:bCs/>
+        </w:rPr>
+        <w:t>With Terraform</w:t>
+      </w:r>
+    </w:p>
+    <w:p>
+      <w:pPr>
+        <w:rPr>
+          <w:b/>
+          <w:bCs/>
+        </w:rPr>
+      </w:pPr>
+      <w:r>
+        <w:rPr>
+          <w:b/>
+          <w:bCs/>
+        </w:rPr>
+        <w:t>The DevOps engineer runs:</w:t>
+      </w:r>
+    </w:p>
+    <w:p>
+      <w:pPr>
+        <w:rPr>
+          <w:b/>
+          <w:bCs/>
+        </w:rPr>
+      </w:pPr>
+      <w:r>
+        <w:rPr>
+          <w:b/>
+          <w:bCs/>
+        </w:rPr>
+        <w:t>terraform apply</w:t>
+      </w:r>
+    </w:p>
+    <w:p>
+      <w:pPr>
+        <w:rPr>
+          <w:b/>
+          <w:bCs/>
+        </w:rPr>
+      </w:pPr>
+      <w:r>
+        <w:rPr>
+          <w:b/>
+          <w:bCs/>
+        </w:rPr>
+        <w:t>Everything is created automatically according to the configuration.</w:t>
+      </w:r>
+    </w:p>
+    <w:p>
+      <w:pPr>
+        <w:rPr>
+          <w:b/>
+          <w:bCs/>
+        </w:rPr>
+      </w:pPr>
+      <w:r>
+        <w:rPr>
+          <w:b/>
+          <w:bCs/>
+        </w:rPr>
+        <w:pict w14:anchorId="00D806BE">
+          <v:rect id="_x0000_i1148" style="width:0;height:1.5pt" o:hralign="center" o:hrstd="t" o:hr="t" fillcolor="#a0a0a0" stroked="f"/>
+        </w:pict>
+      </w:r>
+    </w:p>
+    <w:p>
+      <w:pPr>
+        <w:rPr>
+          <w:b/>
+          <w:bCs/>
+        </w:rPr>
+      </w:pPr>
+      <w:r>
+        <w:rPr>
+          <w:b/>
+          <w:bCs/>
+        </w:rPr>
+        <w:t>Terraform Workflow</w:t>
+      </w:r>
+    </w:p>
+    <w:p>
+      <w:pPr>
+        <w:rPr>
+          <w:b/>
+          <w:bCs/>
+        </w:rPr>
+      </w:pPr>
+      <w:r>
+        <w:rPr>
+          <w:b/>
+          <w:bCs/>
+        </w:rPr>
+        <w:t>Write Terraform Code</w:t>
+      </w:r>
+    </w:p>
+    <w:p>
+      <w:pPr>
+        <w:rPr>
+          <w:b/>
+          <w:bCs/>
+        </w:rPr>
+      </w:pPr>
+      <w:r>
+        <w:rPr>
+          <w:b/>
+          <w:bCs/>
+        </w:rPr>
+        <w:lastRenderedPageBreak/>
+        <w:t xml:space="preserve">        │</w:t>
+      </w:r>
+    </w:p>
+    <w:p>
+      <w:pPr>
+        <w:rPr>
+          <w:b/>
+          <w:bCs/>
+        </w:rPr>
+      </w:pPr>
+      <w:r>
+        <w:rPr>
+          <w:b/>
+          <w:bCs/>
+        </w:rPr>
+        <w:t xml:space="preserve">        </w:t>
+      </w:r>
+      <w:r>
+        <w:rPr>
+          <w:rFonts w:ascii="Arial" w:hAnsi="Arial" w:cs="Arial"/>
+          <w:b/>
+          <w:bCs/>
+        </w:rPr>
+        <w:t>▼</w:t>
+      </w:r>
+    </w:p>
+    <w:p>
+      <w:pPr>
+        <w:rPr>
+          <w:b/>
+          <w:bCs/>
+        </w:rPr>
+      </w:pPr>
+      <w:r>
+        <w:rPr>
+          <w:b/>
+          <w:bCs/>
+        </w:rPr>
+        <w:t xml:space="preserve">terraform </w:t>
+      </w:r>
+      <w:proofErr w:type="spellStart"/>
+      <w:r>
+        <w:rPr>
+          <w:b/>
+          <w:bCs/>
+        </w:rPr>
+        <w:t>init</w:t>
+      </w:r>
+      <w:proofErr w:type="spellEnd"/>
+    </w:p>
+    <w:p>
+      <w:pPr>
+        <w:rPr>
+          <w:b/>
+          <w:bCs/>
+        </w:rPr>
+      </w:pPr>
+      <w:r>
+        <w:rPr>
+          <w:b/>
+          <w:bCs/>
+        </w:rPr>
+        <w:t xml:space="preserve">        │</w:t>
+      </w:r>
+    </w:p>
+    <w:p>
+      <w:pPr>
+        <w:rPr>
+          <w:b/>
+          <w:bCs/>
+        </w:rPr>
+      </w:pPr>
+      <w:r>
+        <w:rPr>
+          <w:b/>
+          <w:bCs/>
+        </w:rPr>
+        <w:t xml:space="preserve">        </w:t>
+      </w:r>
+      <w:r>
+        <w:rPr>
+          <w:rFonts w:ascii="Arial" w:hAnsi="Arial" w:cs="Arial"/>
+          <w:b/>
+          <w:bCs/>
+        </w:rPr>
+        <w:t>▼</w:t>
+      </w:r>
+    </w:p>
+    <w:p>
+      <w:pPr>
+        <w:rPr>
+          <w:b/>
+          <w:bCs/>
+        </w:rPr>
+      </w:pPr>
+      <w:r>
+        <w:rPr>
+          <w:b/>
+          <w:bCs/>
+        </w:rPr>
+        <w:t>terraform plan</w:t>
+      </w:r>
+    </w:p>
+    <w:p>
+      <w:pPr>
+        <w:rPr>
+          <w:b/>
+          <w:bCs/>
+        </w:rPr>
+      </w:pPr>
+      <w:r>
+        <w:rPr>
+          <w:b/>
+          <w:bCs/>
+        </w:rPr>
+        <w:t xml:space="preserve">        │</w:t>
+      </w:r>
+    </w:p>
+    <w:p>
+      <w:pPr>
+        <w:rPr>
+          <w:b/>
+          <w:bCs/>
+        </w:rPr>
+      </w:pPr>
+      <w:r>
+        <w:rPr>
+          <w:b/>
+          <w:bCs/>
+        </w:rPr>
+        <w:t xml:space="preserve">        </w:t>
+      </w:r>
+      <w:r>
+        <w:rPr>
+          <w:rFonts w:ascii="Arial" w:hAnsi="Arial" w:cs="Arial"/>
+          <w:b/>
+          <w:bCs/>
+        </w:rPr>
+        <w:t>▼</w:t>
+      </w:r>
+    </w:p>
+    <w:p>
+      <w:pPr>
+        <w:rPr>
+          <w:b/>
+          <w:bCs/>
+        </w:rPr>
+      </w:pPr>
+      <w:r>
+        <w:rPr>
+          <w:b/>
+          <w:bCs/>
+        </w:rPr>
+        <w:t>terraform apply</w:t>
+      </w:r>
+    </w:p>
+    <w:p>
+      <w:pPr>
+        <w:rPr>
+          <w:b/>
+          <w:bCs/>
+        </w:rPr>
+      </w:pPr>
+      <w:r>
+        <w:rPr>
+          <w:b/>
+          <w:bCs/>
+        </w:rPr>
+        <w:t xml:space="preserve">        │</w:t>
+      </w:r>
+    </w:p>
+    <w:p>
+      <w:pPr>
+        <w:rPr>
+          <w:b/>
+          <w:bCs/>
+        </w:rPr>
+      </w:pPr>
+      <w:r>
+        <w:rPr>
+          <w:b/>
+          <w:bCs/>
+        </w:rPr>
+        <w:t xml:space="preserve">        </w:t>
+      </w:r>
+      <w:r>
+        <w:rPr>
+          <w:rFonts w:ascii="Arial" w:hAnsi="Arial" w:cs="Arial"/>
+          <w:b/>
+          <w:bCs/>
+        </w:rPr>
+        <w:t>▼</w:t>
+      </w:r>
+    </w:p>
+    <w:p>
+      <w:pPr>
+        <w:rPr>
+          <w:b/>
+          <w:bCs/>
+        </w:rPr>
+      </w:pPr>
+      <w:r>
+        <w:rPr>
+          <w:b/>
+          <w:bCs/>
+        </w:rPr>
+        <w:t>Infrastructure Created</w:t>
+      </w:r>
+    </w:p>
+    <w:p>
+      <w:pPr>
+        <w:rPr>
+          <w:b/>
+          <w:bCs/>
+        </w:rPr>
+      </w:pPr>
+      <w:r>
+        <w:rPr>
+          <w:b/>
+          <w:bCs/>
+        </w:rPr>
+        <w:t xml:space="preserve">        │</w:t>
+      </w:r>
+    </w:p>
+    <w:p>
+      <w:pPr>
+        <w:rPr>
+          <w:b/>
+          <w:bCs/>
+        </w:rPr>
+      </w:pPr>
+      <w:r>
+        <w:rPr>
+          <w:b/>
+          <w:bCs/>
+        </w:rPr>
+        <w:t xml:space="preserve">        </w:t>
+      </w:r>
+      <w:r>
+        <w:rPr>
+          <w:rFonts w:ascii="Arial" w:hAnsi="Arial" w:cs="Arial"/>
+          <w:b/>
+          <w:bCs/>
+        </w:rPr>
+        <w:t>▼</w:t>
+      </w:r>
+    </w:p>
+    <w:p>
+      <w:pPr>
+        <w:rPr>
+          <w:b/>
+          <w:bCs/>
+        </w:rPr>
+      </w:pPr>
+      <w:r>
+        <w:rPr>
+          <w:b/>
+          <w:bCs/>
+        </w:rPr>
+        <w:t>terraform destroy</w:t>
+      </w:r>
+    </w:p>
+    <w:p>
+      <w:pPr>
+        <w:rPr>
+          <w:b/>
+          <w:bCs/>
+        </w:rPr>
+      </w:pPr>
+      <w:r>
+        <w:rPr>
+          <w:b/>
+          <w:bCs/>
+        </w:rPr>
+        <w:pict w14:anchorId="7A874E6F">
+          <v:rect id="_x0000_i1149" style="width:0;height:1.5pt" o:hralign="center" o:hrstd="t" o:hr="t" fillcolor="#a0a0a0" stroked="f"/>
+        </w:pict>
+      </w:r>
+    </w:p>
+    <w:p>
+      <w:pPr>
+        <w:rPr>
+          <w:b/>
+          <w:bCs/>
+        </w:rPr>
+      </w:pPr>
+      <w:r>
+        <w:rPr>
+          <w:b/>
+          <w:bCs/>
+        </w:rPr>
+        <w:t>Advantages of Terraform</w:t>
+      </w:r>
+    </w:p>
+    <w:p>
+      <w:pPr>
+        <w:numPr>
+          <w:ilvl w:val="0"/>
+          <w:numId w:val="63"/>
+        </w:numPr>
+        <w:rPr>
+          <w:b/>
+          <w:bCs/>
+        </w:rPr>
+      </w:pPr>
+      <w:r>
+        <w:rPr>
+          <w:rFonts w:ascii="Segoe UI Emoji" w:hAnsi="Segoe UI Emoji" w:cs="Segoe UI Emoji"/>
+          <w:b/>
+          <w:bCs/>
+        </w:rPr>
+        <w:t>✅</w:t>
+      </w:r>
+      <w:r>
+        <w:rPr>
+          <w:b/>
+          <w:bCs/>
+        </w:rPr>
+        <w:t xml:space="preserve"> Infrastructure as Code (</w:t>
+      </w:r>
+      <w:proofErr w:type="spellStart"/>
+      <w:r>
+        <w:rPr>
+          <w:b/>
+          <w:bCs/>
+        </w:rPr>
+        <w:t>IaC</w:t>
+      </w:r>
+      <w:proofErr w:type="spellEnd"/>
+      <w:r>
+        <w:rPr>
+          <w:b/>
+          <w:bCs/>
+        </w:rPr>
+        <w:t>)</w:t>
+      </w:r>
+    </w:p>
+    <w:p>
+      <w:pPr>
+        <w:numPr>
+          <w:ilvl w:val="0"/>
+          <w:numId w:val="63"/>
+        </w:numPr>
+        <w:rPr>
+          <w:b/>
+          <w:bCs/>
+        </w:rPr>
+      </w:pPr>
+      <w:r>
+        <w:rPr>
+          <w:rFonts w:ascii="Segoe UI Emoji" w:hAnsi="Segoe UI Emoji" w:cs="Segoe UI Emoji"/>
+          <w:b/>
+          <w:bCs/>
+        </w:rPr>
+        <w:t>✅</w:t>
+      </w:r>
+      <w:r>
+        <w:rPr>
+          <w:b/>
+          <w:bCs/>
+        </w:rPr>
+        <w:t xml:space="preserve"> Automation</w:t>
+      </w:r>
+    </w:p>
+    <w:p>
+      <w:pPr>
+        <w:numPr>
+          <w:ilvl w:val="0"/>
+          <w:numId w:val="63"/>
+        </w:numPr>
+        <w:rPr>
+          <w:b/>
+          <w:bCs/>
+        </w:rPr>
+      </w:pPr>
+      <w:r>
+        <w:rPr>
+          <w:rFonts w:ascii="Segoe UI Emoji" w:hAnsi="Segoe UI Emoji" w:cs="Segoe UI Emoji"/>
+          <w:b/>
+          <w:bCs/>
+        </w:rPr>
+        <w:t>✅</w:t>
+      </w:r>
+      <w:r>
+        <w:rPr>
+          <w:b/>
+          <w:bCs/>
+        </w:rPr>
+        <w:t xml:space="preserve"> Faster deployments</w:t>
+      </w:r>
+    </w:p>
+    <w:p>
+      <w:pPr>
+        <w:numPr>
+          <w:ilvl w:val="0"/>
+          <w:numId w:val="63"/>
+        </w:numPr>
+        <w:rPr>
+          <w:b/>
+          <w:bCs/>
+        </w:rPr>
+      </w:pPr>
+      <w:r>
+        <w:rPr>
+          <w:rFonts w:ascii="Segoe UI Emoji" w:hAnsi="Segoe UI Emoji" w:cs="Segoe UI Emoji"/>
+          <w:b/>
+          <w:bCs/>
+        </w:rPr>
+        <w:t>✅</w:t>
+      </w:r>
+      <w:r>
+        <w:rPr>
+          <w:b/>
+          <w:bCs/>
+        </w:rPr>
+        <w:t xml:space="preserve"> Consistent environments</w:t>
+      </w:r>
+    </w:p>
+    <w:p>
+      <w:pPr>
+        <w:numPr>
+          <w:ilvl w:val="0"/>
+          <w:numId w:val="63"/>
+        </w:numPr>
+        <w:rPr>
+          <w:b/>
+          <w:bCs/>
+        </w:rPr>
+      </w:pPr>
+      <w:r>
+        <w:rPr>
+          <w:rFonts w:ascii="Segoe UI Emoji" w:hAnsi="Segoe UI Emoji" w:cs="Segoe UI Emoji"/>
+          <w:b/>
+          <w:bCs/>
+        </w:rPr>
+        <w:t>✅</w:t>
+      </w:r>
+      <w:r>
+        <w:rPr>
+          <w:b/>
+          <w:bCs/>
+        </w:rPr>
+        <w:t xml:space="preserve"> Version control with Git</w:t>
+      </w:r>
+    </w:p>
+    <w:p>
+      <w:pPr>
+        <w:numPr>
+          <w:ilvl w:val="0"/>
+          <w:numId w:val="63"/>
+        </w:numPr>
+        <w:rPr>
+          <w:b/>
+          <w:bCs/>
+        </w:rPr>
+      </w:pPr>
+      <w:r>
+        <w:rPr>
+          <w:rFonts w:ascii="Segoe UI Emoji" w:hAnsi="Segoe UI Emoji" w:cs="Segoe UI Emoji"/>
+          <w:b/>
+          <w:bCs/>
+        </w:rPr>
+        <w:t>✅</w:t>
+      </w:r>
+      <w:r>
+        <w:rPr>
+          <w:b/>
+          <w:bCs/>
+        </w:rPr>
+        <w:t xml:space="preserve"> </w:t>
+      </w:r>
+      <w:proofErr w:type="gramStart"/>
+      <w:r>
+        <w:rPr>
+          <w:b/>
+          <w:bCs/>
+        </w:rPr>
+        <w:t>Multi-cloud</w:t>
+      </w:r>
+      <w:proofErr w:type="gramEnd"/>
+      <w:r>
+        <w:rPr>
+          <w:b/>
+          <w:bCs/>
+        </w:rPr>
+        <w:t xml:space="preserve"> support</w:t>
+      </w:r>
+    </w:p>
+    <w:p>
+      <w:pPr>
+        <w:numPr>
+          <w:ilvl w:val="0"/>
+          <w:numId w:val="63"/>
+        </w:numPr>
+        <w:rPr>
+          <w:b/>
+          <w:bCs/>
+        </w:rPr>
+      </w:pPr>
+      <w:r>
+        <w:rPr>
+          <w:rFonts w:ascii="Segoe UI Emoji" w:hAnsi="Segoe UI Emoji" w:cs="Segoe UI Emoji"/>
+          <w:b/>
+          <w:bCs/>
+        </w:rPr>
+        <w:t>✅</w:t>
+      </w:r>
+      <w:r>
+        <w:rPr>
+          <w:b/>
+          <w:bCs/>
+        </w:rPr>
+        <w:t xml:space="preserve"> Easy collaboration</w:t>
+      </w:r>
+    </w:p>
+    <w:p>
+      <w:pPr>
+        <w:numPr>
+          <w:ilvl w:val="0"/>
+          <w:numId w:val="63"/>
+        </w:numPr>
+        <w:rPr>
+          <w:b/>
+          <w:bCs/>
+        </w:rPr>
+      </w:pPr>
+      <w:r>
+        <w:rPr>
+          <w:rFonts w:ascii="Segoe UI Emoji" w:hAnsi="Segoe UI Emoji" w:cs="Segoe UI Emoji"/>
+          <w:b/>
+          <w:bCs/>
+        </w:rPr>
+        <w:t>✅</w:t>
+      </w:r>
+      <w:r>
+        <w:rPr>
+          <w:b/>
+          <w:bCs/>
+        </w:rPr>
+        <w:t xml:space="preserve"> Reusable configurations</w:t>
+      </w:r>
+    </w:p>
+    <w:p>
+      <w:pPr>
+        <w:numPr>
+          <w:ilvl w:val="0"/>
+          <w:numId w:val="63"/>
+        </w:numPr>
+        <w:rPr>
+          <w:b/>
+          <w:bCs/>
+        </w:rPr>
+      </w:pPr>
+      <w:r>
+        <w:rPr>
+          <w:rFonts w:ascii="Segoe UI Emoji" w:hAnsi="Segoe UI Emoji" w:cs="Segoe UI Emoji"/>
+          <w:b/>
+          <w:bCs/>
+        </w:rPr>
+        <w:lastRenderedPageBreak/>
+        <w:t>✅</w:t>
+      </w:r>
+      <w:r>
+        <w:rPr>
+          <w:b/>
+          <w:bCs/>
+        </w:rPr>
+        <w:t xml:space="preserve"> Reduces manual errors</w:t>
+      </w:r>
+    </w:p>
+    <w:p>
+      <w:pPr>
+        <w:numPr>
+          <w:ilvl w:val="0"/>
+          <w:numId w:val="63"/>
+        </w:numPr>
+        <w:rPr>
+          <w:b/>
+          <w:bCs/>
+        </w:rPr>
+      </w:pPr>
+      <w:r>
+        <w:rPr>
+          <w:rFonts w:ascii="Segoe UI Emoji" w:hAnsi="Segoe UI Emoji" w:cs="Segoe UI Emoji"/>
+          <w:b/>
+          <w:bCs/>
+        </w:rPr>
+        <w:t>✅</w:t>
+      </w:r>
+      <w:r>
+        <w:rPr>
+          <w:b/>
+          <w:bCs/>
+        </w:rPr>
+        <w:t xml:space="preserve"> Helps manage infrastructure lifecycle</w:t>
+      </w:r>
+    </w:p>
+    <w:p>
+      <w:pPr>
+        <w:rPr>
+          <w:b/>
+          <w:bCs/>
+        </w:rPr>
+      </w:pPr>
+      <w:r>
+        <w:rPr>
+          <w:b/>
+          <w:bCs/>
+        </w:rPr>
+        <w:pict w14:anchorId="33D8E6FF">
+          <v:rect id="_x0000_i1150" style="width:0;height:1.5pt" o:hralign="center" o:hrstd="t" o:hr="t" fillcolor="#a0a0a0" stroked="f"/>
+        </w:pict>
+      </w:r>
+    </w:p>
+    <w:p>
+      <w:pPr>
+        <w:rPr>
+          <w:b/>
+          <w:bCs/>
+        </w:rPr>
+      </w:pPr>
+      <w:r>
+        <w:rPr>
+          <w:b/>
+          <w:bCs/>
+        </w:rPr>
+        <w:t>Interview Answer</w:t>
+      </w:r>
+    </w:p>
+    <w:p>
+      <w:pPr>
+        <w:rPr>
+          <w:b/>
+          <w:bCs/>
+        </w:rPr>
+      </w:pPr>
+      <w:r>
+        <w:rPr>
+          <w:b/>
+          <w:bCs/>
+        </w:rPr>
+        <w:t>Why do we use Terraform?</w:t>
+      </w:r>
+    </w:p>
+    <w:p>
+      <w:pPr>
+        <w:rPr>
+          <w:b/>
+          <w:bCs/>
+        </w:rPr>
+      </w:pPr>
+      <w:r>
+        <w:rPr>
+          <w:b/>
+          <w:bCs/>
+        </w:rPr>
+        <w:t>Terraform is an Infrastructure as Code (</w:t>
+      </w:r>
+      <w:proofErr w:type="spellStart"/>
+      <w:r>
+        <w:rPr>
+          <w:b/>
+          <w:bCs/>
+        </w:rPr>
+        <w:t>IaC</w:t>
+      </w:r>
+      <w:proofErr w:type="spellEnd"/>
+      <w:r>
+        <w:rPr>
+          <w:b/>
+          <w:bCs/>
+        </w:rPr>
+        <w:t>) tool used to automate the provisioning and management of infrastructure. Instead of creating cloud resources manually through a web console, engineers define the desired infrastructure in code. Terraform then creates, updates, or deletes the resources automatically. It helps ensure consistency, reduces human errors, supports version control, enables collaboration, and works across multiple cloud providers such as AWS, Azure, and GCP.</w:t>
+      </w:r>
+    </w:p>
+    <w:p>
+      <w:pPr>
+        <w:rPr>
+          <w:b/>
+          <w:bCs/>
+        </w:rPr>
+      </w:pPr>
+      <w:r>
+        <w:rPr>
+          <w:b/>
+          <w:bCs/>
+        </w:rPr>
+        <w:t>Simple one-line answer for interviews:</w:t>
+      </w:r>
+    </w:p>
+    <w:p>
+      <w:pPr>
+        <w:rPr>
+          <w:b/>
+          <w:bCs/>
+        </w:rPr>
+      </w:pPr>
+      <w:r>
+        <w:rPr>
+          <w:b/>
+          <w:bCs/>
+        </w:rPr>
+        <w:t>Terraform is used to automate the creation, management, and deletion of infrastructure using code instead of manual configuration.</w:t>
+      </w:r>
+    </w:p>
+    <w:p>
+      <w:pPr>
+        <w:rPr>
+          <w:b/>
+          <w:bCs/>
+        </w:rPr>
+      </w:pPr>
+      <w:r>
+        <w:rPr>
+          <w:b/>
+          <w:bCs/>
+        </w:rPr>
+        <w:br/>
+      </w:r>
+      <w:r>
+        <w:rPr>
+          <w:b/>
+          <w:bCs/>
+        </w:rPr>
+        <w:br/>
+      </w:r>
+      <w:r>
+        <w:rPr>
+          <w:b/>
+          <w:bCs/>
+        </w:rPr>
+        <w:br/>
+      </w:r>
+      <w:r>
+        <w:rPr>
+          <w:b/>
+          <w:bCs/>
+        </w:rPr>
+        <w:br/>
+      </w:r>
+      <w:r>
+        <w:rPr>
+          <w:b/>
+          <w:bCs/>
+        </w:rPr>
         <w:t>What is a Terraform State File?</w:t>
       </w:r>
     </w:p>
@@ -5975,7 +8993,7 @@
     <w:p>
       <w:r>
         <w:pict w14:anchorId="5B0E3E57">
-          <v:rect id="_x0000_i1276" style="width:0;height:1.5pt" o:hralign="center" o:hrstd="t" o:hr="t" fillcolor="#a0a0a0" stroked="f"/>
+          <v:rect id="_x0000_i1038" style="width:0;height:1.5pt" o:hralign="center" o:hrstd="t" o:hr="t" fillcolor="#a0a0a0" stroked="f"/>
         </w:pict>
       </w:r>
     </w:p>
@@ -6055,13 +9073,14 @@
     </w:p>
     <w:p>
       <w:r>
+        <w:lastRenderedPageBreak/>
         <w:t>By comparing these two, Terraform decides whether it needs to create, update, or delete resources.</w:t>
       </w:r>
     </w:p>
     <w:p>
       <w:r>
         <w:pict w14:anchorId="4C7A6A0B">
-          <v:rect id="_x0000_i1277" style="width:0;height:1.5pt" o:hralign="center" o:hrstd="t" o:hr="t" fillcolor="#a0a0a0" stroked="f"/>
+          <v:rect id="_x0000_i1039" style="width:0;height:1.5pt" o:hralign="center" o:hrstd="t" o:hr="t" fillcolor="#a0a0a0" stroked="f"/>
         </w:pict>
       </w:r>
     </w:p>
@@ -6208,7 +9227,6 @@
         </w:numPr>
       </w:pPr>
       <w:r>
-        <w:lastRenderedPageBreak/>
         <w:t xml:space="preserve">Instance ID </w:t>
       </w:r>
     </w:p>
@@ -6248,7 +9266,7 @@
     <w:p>
       <w:r>
         <w:pict w14:anchorId="0F430B0E">
-          <v:rect id="_x0000_i1278" style="width:0;height:1.5pt" o:hralign="center" o:hrstd="t" o:hr="t" fillcolor="#a0a0a0" stroked="f"/>
+          <v:rect id="_x0000_i1040" style="width:0;height:1.5pt" o:hralign="center" o:hrstd="t" o:hr="t" fillcolor="#a0a0a0" stroked="f"/>
         </w:pict>
       </w:r>
     </w:p>
@@ -6303,6 +9321,7 @@
     </w:p>
     <w:p>
       <w:r>
+        <w:lastRenderedPageBreak/>
         <w:t xml:space="preserve">        │</w:t>
       </w:r>
     </w:p>
@@ -6376,7 +9395,7 @@
     <w:p>
       <w:r>
         <w:pict w14:anchorId="1A0BD082">
-          <v:rect id="_x0000_i1279" style="width:0;height:1.5pt" o:hralign="center" o:hrstd="t" o:hr="t" fillcolor="#a0a0a0" stroked="f"/>
+          <v:rect id="_x0000_i1041" style="width:0;height:1.5pt" o:hralign="center" o:hrstd="t" o:hr="t" fillcolor="#a0a0a0" stroked="f"/>
         </w:pict>
       </w:r>
     </w:p>
@@ -6433,7 +9452,6 @@
     </w:p>
     <w:p>
       <w:r>
-        <w:lastRenderedPageBreak/>
         <w:t>State file:</w:t>
       </w:r>
     </w:p>
@@ -6455,7 +9473,7 @@
     <w:p>
       <w:r>
         <w:pict w14:anchorId="524ADC73">
-          <v:rect id="_x0000_i1280" style="width:0;height:1.5pt" o:hralign="center" o:hrstd="t" o:hr="t" fillcolor="#a0a0a0" stroked="f"/>
+          <v:rect id="_x0000_i1042" style="width:0;height:1.5pt" o:hralign="center" o:hrstd="t" o:hr="t" fillcolor="#a0a0a0" stroked="f"/>
         </w:pict>
       </w:r>
     </w:p>
@@ -6520,6 +9538,7 @@
         </w:numPr>
       </w:pPr>
       <w:r>
+        <w:lastRenderedPageBreak/>
         <w:t>Configuration → t</w:t>
       </w:r>
       <w:proofErr w:type="gramStart"/>
@@ -6558,7 +9577,7 @@
     <w:p>
       <w:r>
         <w:pict w14:anchorId="1CF7FDB9">
-          <v:rect id="_x0000_i1281" style="width:0;height:1.5pt" o:hralign="center" o:hrstd="t" o:hr="t" fillcolor="#a0a0a0" stroked="f"/>
+          <v:rect id="_x0000_i1043" style="width:0;height:1.5pt" o:hralign="center" o:hrstd="t" o:hr="t" fillcolor="#a0a0a0" stroked="f"/>
         </w:pict>
       </w:r>
     </w:p>
@@ -6651,7 +9670,7 @@
     <w:p>
       <w:r>
         <w:pict w14:anchorId="70CD62CB">
-          <v:rect id="_x0000_i1282" style="width:0;height:1.5pt" o:hralign="center" o:hrstd="t" o:hr="t" fillcolor="#a0a0a0" stroked="f"/>
+          <v:rect id="_x0000_i1044" style="width:0;height:1.5pt" o:hralign="center" o:hrstd="t" o:hr="t" fillcolor="#a0a0a0" stroked="f"/>
         </w:pict>
       </w:r>
     </w:p>
@@ -6704,7 +9723,6 @@
         </w:numPr>
       </w:pPr>
       <w:r>
-        <w:lastRenderedPageBreak/>
         <w:t xml:space="preserve">Default location: </w:t>
       </w:r>
     </w:p>
@@ -6747,7 +9765,7 @@
     <w:p>
       <w:r>
         <w:pict w14:anchorId="1253F59E">
-          <v:rect id="_x0000_i1283" style="width:0;height:1.5pt" o:hralign="center" o:hrstd="t" o:hr="t" fillcolor="#a0a0a0" stroked="f"/>
+          <v:rect id="_x0000_i1045" style="width:0;height:1.5pt" o:hralign="center" o:hrstd="t" o:hr="t" fillcolor="#a0a0a0" stroked="f"/>
         </w:pict>
       </w:r>
     </w:p>
@@ -6790,6 +9808,7 @@
     </w:p>
     <w:p>
       <w:r>
+        <w:lastRenderedPageBreak/>
         <w:t>Best for:</w:t>
       </w:r>
     </w:p>
@@ -6818,7 +9837,7 @@
     <w:p>
       <w:r>
         <w:pict w14:anchorId="3A026938">
-          <v:rect id="_x0000_i1284" style="width:0;height:1.5pt" o:hralign="center" o:hrstd="t" o:hr="t" fillcolor="#a0a0a0" stroked="f"/>
+          <v:rect id="_x0000_i1046" style="width:0;height:1.5pt" o:hralign="center" o:hrstd="t" o:hr="t" fillcolor="#a0a0a0" stroked="f"/>
         </w:pict>
       </w:r>
     </w:p>
@@ -6884,7 +9903,7 @@
     <w:p>
       <w:r>
         <w:pict w14:anchorId="098B5360">
-          <v:rect id="_x0000_i1285" style="width:0;height:1.5pt" o:hralign="center" o:hrstd="t" o:hr="t" fillcolor="#a0a0a0" stroked="f"/>
+          <v:rect id="_x0000_i1047" style="width:0;height:1.5pt" o:hralign="center" o:hrstd="t" o:hr="t" fillcolor="#a0a0a0" stroked="f"/>
         </w:pict>
       </w:r>
     </w:p>
@@ -6977,7 +9996,6 @@
           <w:b/>
           <w:bCs/>
         </w:rPr>
-        <w:lastRenderedPageBreak/>
         <w:t>1. HCL (</w:t>
       </w:r>
       <w:proofErr w:type="spellStart"/>
@@ -7143,7 +10161,7 @@
     <w:p>
       <w:r>
         <w:pict w14:anchorId="76BE4355">
-          <v:rect id="_x0000_i1206" style="width:0;height:1.5pt" o:hralign="center" o:hrstd="t" o:hr="t" fillcolor="#a0a0a0" stroked="f"/>
+          <v:rect id="_x0000_i1048" style="width:0;height:1.5pt" o:hralign="center" o:hrstd="t" o:hr="t" fillcolor="#a0a0a0" stroked="f"/>
         </w:pict>
       </w:r>
     </w:p>
@@ -7246,7 +10264,6 @@
     </w:p>
     <w:p>
       <w:r>
-        <w:lastRenderedPageBreak/>
         <w:t xml:space="preserve">      }</w:t>
       </w:r>
     </w:p>
@@ -7283,7 +10300,7 @@
     <w:p>
       <w:r>
         <w:pict w14:anchorId="7C2A1C2C">
-          <v:rect id="_x0000_i1207" style="width:0;height:1.5pt" o:hralign="center" o:hrstd="t" o:hr="t" fillcolor="#a0a0a0" stroked="f"/>
+          <v:rect id="_x0000_i1049" style="width:0;height:1.5pt" o:hralign="center" o:hrstd="t" o:hr="t" fillcolor="#a0a0a0" stroked="f"/>
         </w:pict>
       </w:r>
     </w:p>
@@ -7364,6 +10381,7 @@
         <w:rPr>
           <w:rFonts w:ascii="Segoe UI Emoji" w:hAnsi="Segoe UI Emoji" w:cs="Segoe UI Emoji"/>
         </w:rPr>
+        <w:lastRenderedPageBreak/>
         <w:t>✅</w:t>
       </w:r>
       <w:r>
@@ -7373,7 +10391,7 @@
     <w:p>
       <w:r>
         <w:pict w14:anchorId="7687AD68">
-          <v:rect id="_x0000_i1208" style="width:0;height:1.5pt" o:hralign="center" o:hrstd="t" o:hr="t" fillcolor="#a0a0a0" stroked="f"/>
+          <v:rect id="_x0000_i1050" style="width:0;height:1.5pt" o:hralign="center" o:hrstd="t" o:hr="t" fillcolor="#a0a0a0" stroked="f"/>
         </w:pict>
       </w:r>
     </w:p>
@@ -7604,7 +10622,7 @@
     <w:p>
       <w:r>
         <w:pict w14:anchorId="4E145E80">
-          <v:rect id="_x0000_i1209" style="width:0;height:1.5pt" o:hralign="center" o:hrstd="t" o:hr="t" fillcolor="#a0a0a0" stroked="f"/>
+          <v:rect id="_x0000_i1051" style="width:0;height:1.5pt" o:hralign="center" o:hrstd="t" o:hr="t" fillcolor="#a0a0a0" stroked="f"/>
         </w:pict>
       </w:r>
     </w:p>
@@ -7759,7 +10777,6 @@
           </w:tcPr>
           <w:p>
             <w:r>
-              <w:lastRenderedPageBreak/>
               <w:t>Describes desired infrastructure</w:t>
             </w:r>
           </w:p>
@@ -7781,7 +10798,7 @@
     <w:p>
       <w:r>
         <w:pict w14:anchorId="7E7A27BE">
-          <v:rect id="_x0000_i1210" style="width:0;height:1.5pt" o:hralign="center" o:hrstd="t" o:hr="t" fillcolor="#a0a0a0" stroked="f"/>
+          <v:rect id="_x0000_i1052" style="width:0;height:1.5pt" o:hralign="center" o:hrstd="t" o:hr="t" fillcolor="#a0a0a0" stroked="f"/>
         </w:pict>
       </w:r>
     </w:p>
@@ -7857,6 +10874,7 @@
         <w:br/>
       </w:r>
       <w:r>
+        <w:lastRenderedPageBreak/>
         <w:br/>
       </w:r>
       <w:proofErr w:type="spellStart"/>
@@ -8042,10 +11060,7 @@
       </w:r>
       <w:proofErr w:type="spellEnd"/>
       <w:r>
-        <w:t xml:space="preserve"> apt install terraform</w:t>
-      </w:r>
-      <w:r>
-        <w:t xml:space="preserve"> </w:t>
+        <w:t xml:space="preserve"> apt install terraform </w:t>
       </w:r>
     </w:p>
     <w:sectPr>
@@ -8359,6 +11374,155 @@
     </w:lvl>
   </w:abstractNum>
   <w:abstractNum w:abstractNumId="2" w15:restartNumberingAfterBreak="0">
+    <w:nsid w:val="035A4B96"/>
+    <w:multiLevelType w:val="multilevel"/>
+    <w:tmpl w:val="FC54D2BA"/>
+    <w:lvl w:ilvl="0">
+      <w:start w:val="1"/>
+      <w:numFmt w:val="bullet"/>
+      <w:lvlText w:val=""/>
+      <w:lvlJc w:val="left"/>
+      <w:pPr>
+        <w:tabs>
+          <w:tab w:val="num" w:pos="720"/>
+        </w:tabs>
+        <w:ind w:left="720" w:hanging="360"/>
+      </w:pPr>
+      <w:rPr>
+        <w:rFonts w:ascii="Symbol" w:hAnsi="Symbol" w:hint="default"/>
+        <w:sz w:val="20"/>
+      </w:rPr>
+    </w:lvl>
+    <w:lvl w:ilvl="1" w:tentative="1">
+      <w:start w:val="1"/>
+      <w:numFmt w:val="bullet"/>
+      <w:lvlText w:val="o"/>
+      <w:lvlJc w:val="left"/>
+      <w:pPr>
+        <w:tabs>
+          <w:tab w:val="num" w:pos="1440"/>
+        </w:tabs>
+        <w:ind w:left="1440" w:hanging="360"/>
+      </w:pPr>
+      <w:rPr>
+        <w:rFonts w:ascii="Courier New" w:hAnsi="Courier New" w:hint="default"/>
+        <w:sz w:val="20"/>
+      </w:rPr>
+    </w:lvl>
+    <w:lvl w:ilvl="2" w:tentative="1">
+      <w:start w:val="1"/>
+      <w:numFmt w:val="bullet"/>
+      <w:lvlText w:val=""/>
+      <w:lvlJc w:val="left"/>
+      <w:pPr>
+        <w:tabs>
+          <w:tab w:val="num" w:pos="2160"/>
+        </w:tabs>
+        <w:ind w:left="2160" w:hanging="360"/>
+      </w:pPr>
+      <w:rPr>
+        <w:rFonts w:ascii="Wingdings" w:hAnsi="Wingdings" w:hint="default"/>
+        <w:sz w:val="20"/>
+      </w:rPr>
+    </w:lvl>
+    <w:lvl w:ilvl="3" w:tentative="1">
+      <w:start w:val="1"/>
+      <w:numFmt w:val="bullet"/>
+      <w:lvlText w:val=""/>
+      <w:lvlJc w:val="left"/>
+      <w:pPr>
+        <w:tabs>
+          <w:tab w:val="num" w:pos="2880"/>
+        </w:tabs>
+        <w:ind w:left="2880" w:hanging="360"/>
+      </w:pPr>
+      <w:rPr>
+        <w:rFonts w:ascii="Wingdings" w:hAnsi="Wingdings" w:hint="default"/>
+        <w:sz w:val="20"/>
+      </w:rPr>
+    </w:lvl>
+    <w:lvl w:ilvl="4" w:tentative="1">
+      <w:start w:val="1"/>
+      <w:numFmt w:val="bullet"/>
+      <w:lvlText w:val=""/>
+      <w:lvlJc w:val="left"/>
+      <w:pPr>
+        <w:tabs>
+          <w:tab w:val="num" w:pos="3600"/>
+        </w:tabs>
+        <w:ind w:left="3600" w:hanging="360"/>
+      </w:pPr>
+      <w:rPr>
+        <w:rFonts w:ascii="Wingdings" w:hAnsi="Wingdings" w:hint="default"/>
+        <w:sz w:val="20"/>
+      </w:rPr>
+    </w:lvl>
+    <w:lvl w:ilvl="5" w:tentative="1">
+      <w:start w:val="1"/>
+      <w:numFmt w:val="bullet"/>
+      <w:lvlText w:val=""/>
+      <w:lvlJc w:val="left"/>
+      <w:pPr>
+        <w:tabs>
+          <w:tab w:val="num" w:pos="4320"/>
+        </w:tabs>
+        <w:ind w:left="4320" w:hanging="360"/>
+      </w:pPr>
+      <w:rPr>
+        <w:rFonts w:ascii="Wingdings" w:hAnsi="Wingdings" w:hint="default"/>
+        <w:sz w:val="20"/>
+      </w:rPr>
+    </w:lvl>
+    <w:lvl w:ilvl="6" w:tentative="1">
+      <w:start w:val="1"/>
+      <w:numFmt w:val="bullet"/>
+      <w:lvlText w:val=""/>
+      <w:lvlJc w:val="left"/>
+      <w:pPr>
+        <w:tabs>
+          <w:tab w:val="num" w:pos="5040"/>
+        </w:tabs>
+        <w:ind w:left="5040" w:hanging="360"/>
+      </w:pPr>
+      <w:rPr>
+        <w:rFonts w:ascii="Wingdings" w:hAnsi="Wingdings" w:hint="default"/>
+        <w:sz w:val="20"/>
+      </w:rPr>
+    </w:lvl>
+    <w:lvl w:ilvl="7" w:tentative="1">
+      <w:start w:val="1"/>
+      <w:numFmt w:val="bullet"/>
+      <w:lvlText w:val=""/>
+      <w:lvlJc w:val="left"/>
+      <w:pPr>
+        <w:tabs>
+          <w:tab w:val="num" w:pos="5760"/>
+        </w:tabs>
+        <w:ind w:left="5760" w:hanging="360"/>
+      </w:pPr>
+      <w:rPr>
+        <w:rFonts w:ascii="Wingdings" w:hAnsi="Wingdings" w:hint="default"/>
+        <w:sz w:val="20"/>
+      </w:rPr>
+    </w:lvl>
+    <w:lvl w:ilvl="8" w:tentative="1">
+      <w:start w:val="1"/>
+      <w:numFmt w:val="bullet"/>
+      <w:lvlText w:val=""/>
+      <w:lvlJc w:val="left"/>
+      <w:pPr>
+        <w:tabs>
+          <w:tab w:val="num" w:pos="6480"/>
+        </w:tabs>
+        <w:ind w:left="6480" w:hanging="360"/>
+      </w:pPr>
+      <w:rPr>
+        <w:rFonts w:ascii="Wingdings" w:hAnsi="Wingdings" w:hint="default"/>
+        <w:sz w:val="20"/>
+      </w:rPr>
+    </w:lvl>
+  </w:abstractNum>
+  <w:abstractNum w:abstractNumId="3" w15:restartNumberingAfterBreak="0">
     <w:nsid w:val="03C9734F"/>
     <w:multiLevelType w:val="multilevel"/>
     <w:tmpl w:val="DBC0D776"/>
@@ -8507,7 +11671,7 @@
       </w:rPr>
     </w:lvl>
   </w:abstractNum>
-  <w:abstractNum w:abstractNumId="3" w15:restartNumberingAfterBreak="0">
+  <w:abstractNum w:abstractNumId="4" w15:restartNumberingAfterBreak="0">
     <w:nsid w:val="03DD6DBA"/>
     <w:multiLevelType w:val="multilevel"/>
     <w:tmpl w:val="9C90D33A"/>
@@ -8656,7 +11820,7 @@
       </w:rPr>
     </w:lvl>
   </w:abstractNum>
-  <w:abstractNum w:abstractNumId="4" w15:restartNumberingAfterBreak="0">
+  <w:abstractNum w:abstractNumId="5" w15:restartNumberingAfterBreak="0">
     <w:nsid w:val="06D2697C"/>
     <w:multiLevelType w:val="multilevel"/>
     <w:tmpl w:val="09FEA0C6"/>
@@ -8805,7 +11969,305 @@
       </w:rPr>
     </w:lvl>
   </w:abstractNum>
-  <w:abstractNum w:abstractNumId="5" w15:restartNumberingAfterBreak="0">
+  <w:abstractNum w:abstractNumId="6" w15:restartNumberingAfterBreak="0">
+    <w:nsid w:val="08CF289B"/>
+    <w:multiLevelType w:val="multilevel"/>
+    <w:tmpl w:val="D48EF3CA"/>
+    <w:lvl w:ilvl="0">
+      <w:start w:val="1"/>
+      <w:numFmt w:val="bullet"/>
+      <w:lvlText w:val=""/>
+      <w:lvlJc w:val="left"/>
+      <w:pPr>
+        <w:tabs>
+          <w:tab w:val="num" w:pos="720"/>
+        </w:tabs>
+        <w:ind w:left="720" w:hanging="360"/>
+      </w:pPr>
+      <w:rPr>
+        <w:rFonts w:ascii="Symbol" w:hAnsi="Symbol" w:hint="default"/>
+        <w:sz w:val="20"/>
+      </w:rPr>
+    </w:lvl>
+    <w:lvl w:ilvl="1" w:tentative="1">
+      <w:start w:val="1"/>
+      <w:numFmt w:val="bullet"/>
+      <w:lvlText w:val="o"/>
+      <w:lvlJc w:val="left"/>
+      <w:pPr>
+        <w:tabs>
+          <w:tab w:val="num" w:pos="1440"/>
+        </w:tabs>
+        <w:ind w:left="1440" w:hanging="360"/>
+      </w:pPr>
+      <w:rPr>
+        <w:rFonts w:ascii="Courier New" w:hAnsi="Courier New" w:hint="default"/>
+        <w:sz w:val="20"/>
+      </w:rPr>
+    </w:lvl>
+    <w:lvl w:ilvl="2" w:tentative="1">
+      <w:start w:val="1"/>
+      <w:numFmt w:val="bullet"/>
+      <w:lvlText w:val=""/>
+      <w:lvlJc w:val="left"/>
+      <w:pPr>
+        <w:tabs>
+          <w:tab w:val="num" w:pos="2160"/>
+        </w:tabs>
+        <w:ind w:left="2160" w:hanging="360"/>
+      </w:pPr>
+      <w:rPr>
+        <w:rFonts w:ascii="Wingdings" w:hAnsi="Wingdings" w:hint="default"/>
+        <w:sz w:val="20"/>
+      </w:rPr>
+    </w:lvl>
+    <w:lvl w:ilvl="3" w:tentative="1">
+      <w:start w:val="1"/>
+      <w:numFmt w:val="bullet"/>
+      <w:lvlText w:val=""/>
+      <w:lvlJc w:val="left"/>
+      <w:pPr>
+        <w:tabs>
+          <w:tab w:val="num" w:pos="2880"/>
+        </w:tabs>
+        <w:ind w:left="2880" w:hanging="360"/>
+      </w:pPr>
+      <w:rPr>
+        <w:rFonts w:ascii="Wingdings" w:hAnsi="Wingdings" w:hint="default"/>
+        <w:sz w:val="20"/>
+      </w:rPr>
+    </w:lvl>
+    <w:lvl w:ilvl="4" w:tentative="1">
+      <w:start w:val="1"/>
+      <w:numFmt w:val="bullet"/>
+      <w:lvlText w:val=""/>
+      <w:lvlJc w:val="left"/>
+      <w:pPr>
+        <w:tabs>
+          <w:tab w:val="num" w:pos="3600"/>
+        </w:tabs>
+        <w:ind w:left="3600" w:hanging="360"/>
+      </w:pPr>
+      <w:rPr>
+        <w:rFonts w:ascii="Wingdings" w:hAnsi="Wingdings" w:hint="default"/>
+        <w:sz w:val="20"/>
+      </w:rPr>
+    </w:lvl>
+    <w:lvl w:ilvl="5" w:tentative="1">
+      <w:start w:val="1"/>
+      <w:numFmt w:val="bullet"/>
+      <w:lvlText w:val=""/>
+      <w:lvlJc w:val="left"/>
+      <w:pPr>
+        <w:tabs>
+          <w:tab w:val="num" w:pos="4320"/>
+        </w:tabs>
+        <w:ind w:left="4320" w:hanging="360"/>
+      </w:pPr>
+      <w:rPr>
+        <w:rFonts w:ascii="Wingdings" w:hAnsi="Wingdings" w:hint="default"/>
+        <w:sz w:val="20"/>
+      </w:rPr>
+    </w:lvl>
+    <w:lvl w:ilvl="6" w:tentative="1">
+      <w:start w:val="1"/>
+      <w:numFmt w:val="bullet"/>
+      <w:lvlText w:val=""/>
+      <w:lvlJc w:val="left"/>
+      <w:pPr>
+        <w:tabs>
+          <w:tab w:val="num" w:pos="5040"/>
+        </w:tabs>
+        <w:ind w:left="5040" w:hanging="360"/>
+      </w:pPr>
+      <w:rPr>
+        <w:rFonts w:ascii="Wingdings" w:hAnsi="Wingdings" w:hint="default"/>
+        <w:sz w:val="20"/>
+      </w:rPr>
+    </w:lvl>
+    <w:lvl w:ilvl="7" w:tentative="1">
+      <w:start w:val="1"/>
+      <w:numFmt w:val="bullet"/>
+      <w:lvlText w:val=""/>
+      <w:lvlJc w:val="left"/>
+      <w:pPr>
+        <w:tabs>
+          <w:tab w:val="num" w:pos="5760"/>
+        </w:tabs>
+        <w:ind w:left="5760" w:hanging="360"/>
+      </w:pPr>
+      <w:rPr>
+        <w:rFonts w:ascii="Wingdings" w:hAnsi="Wingdings" w:hint="default"/>
+        <w:sz w:val="20"/>
+      </w:rPr>
+    </w:lvl>
+    <w:lvl w:ilvl="8" w:tentative="1">
+      <w:start w:val="1"/>
+      <w:numFmt w:val="bullet"/>
+      <w:lvlText w:val=""/>
+      <w:lvlJc w:val="left"/>
+      <w:pPr>
+        <w:tabs>
+          <w:tab w:val="num" w:pos="6480"/>
+        </w:tabs>
+        <w:ind w:left="6480" w:hanging="360"/>
+      </w:pPr>
+      <w:rPr>
+        <w:rFonts w:ascii="Wingdings" w:hAnsi="Wingdings" w:hint="default"/>
+        <w:sz w:val="20"/>
+      </w:rPr>
+    </w:lvl>
+  </w:abstractNum>
+  <w:abstractNum w:abstractNumId="7" w15:restartNumberingAfterBreak="0">
+    <w:nsid w:val="0B0A303A"/>
+    <w:multiLevelType w:val="multilevel"/>
+    <w:tmpl w:val="C6180AE2"/>
+    <w:lvl w:ilvl="0">
+      <w:start w:val="1"/>
+      <w:numFmt w:val="bullet"/>
+      <w:lvlText w:val=""/>
+      <w:lvlJc w:val="left"/>
+      <w:pPr>
+        <w:tabs>
+          <w:tab w:val="num" w:pos="720"/>
+        </w:tabs>
+        <w:ind w:left="720" w:hanging="360"/>
+      </w:pPr>
+      <w:rPr>
+        <w:rFonts w:ascii="Symbol" w:hAnsi="Symbol" w:hint="default"/>
+        <w:sz w:val="20"/>
+      </w:rPr>
+    </w:lvl>
+    <w:lvl w:ilvl="1" w:tentative="1">
+      <w:start w:val="1"/>
+      <w:numFmt w:val="bullet"/>
+      <w:lvlText w:val="o"/>
+      <w:lvlJc w:val="left"/>
+      <w:pPr>
+        <w:tabs>
+          <w:tab w:val="num" w:pos="1440"/>
+        </w:tabs>
+        <w:ind w:left="1440" w:hanging="360"/>
+      </w:pPr>
+      <w:rPr>
+        <w:rFonts w:ascii="Courier New" w:hAnsi="Courier New" w:hint="default"/>
+        <w:sz w:val="20"/>
+      </w:rPr>
+    </w:lvl>
+    <w:lvl w:ilvl="2" w:tentative="1">
+      <w:start w:val="1"/>
+      <w:numFmt w:val="bullet"/>
+      <w:lvlText w:val=""/>
+      <w:lvlJc w:val="left"/>
+      <w:pPr>
+        <w:tabs>
+          <w:tab w:val="num" w:pos="2160"/>
+        </w:tabs>
+        <w:ind w:left="2160" w:hanging="360"/>
+      </w:pPr>
+      <w:rPr>
+        <w:rFonts w:ascii="Wingdings" w:hAnsi="Wingdings" w:hint="default"/>
+        <w:sz w:val="20"/>
+      </w:rPr>
+    </w:lvl>
+    <w:lvl w:ilvl="3" w:tentative="1">
+      <w:start w:val="1"/>
+      <w:numFmt w:val="bullet"/>
+      <w:lvlText w:val=""/>
+      <w:lvlJc w:val="left"/>
+      <w:pPr>
+        <w:tabs>
+          <w:tab w:val="num" w:pos="2880"/>
+        </w:tabs>
+        <w:ind w:left="2880" w:hanging="360"/>
+      </w:pPr>
+      <w:rPr>
+        <w:rFonts w:ascii="Wingdings" w:hAnsi="Wingdings" w:hint="default"/>
+        <w:sz w:val="20"/>
+      </w:rPr>
+    </w:lvl>
+    <w:lvl w:ilvl="4" w:tentative="1">
+      <w:start w:val="1"/>
+      <w:numFmt w:val="bullet"/>
+      <w:lvlText w:val=""/>
+      <w:lvlJc w:val="left"/>
+      <w:pPr>
+        <w:tabs>
+          <w:tab w:val="num" w:pos="3600"/>
+        </w:tabs>
+        <w:ind w:left="3600" w:hanging="360"/>
+      </w:pPr>
+      <w:rPr>
+        <w:rFonts w:ascii="Wingdings" w:hAnsi="Wingdings" w:hint="default"/>
+        <w:sz w:val="20"/>
+      </w:rPr>
+    </w:lvl>
+    <w:lvl w:ilvl="5" w:tentative="1">
+      <w:start w:val="1"/>
+      <w:numFmt w:val="bullet"/>
+      <w:lvlText w:val=""/>
+      <w:lvlJc w:val="left"/>
+      <w:pPr>
+        <w:tabs>
+          <w:tab w:val="num" w:pos="4320"/>
+        </w:tabs>
+        <w:ind w:left="4320" w:hanging="360"/>
+      </w:pPr>
+      <w:rPr>
+        <w:rFonts w:ascii="Wingdings" w:hAnsi="Wingdings" w:hint="default"/>
+        <w:sz w:val="20"/>
+      </w:rPr>
+    </w:lvl>
+    <w:lvl w:ilvl="6" w:tentative="1">
+      <w:start w:val="1"/>
+      <w:numFmt w:val="bullet"/>
+      <w:lvlText w:val=""/>
+      <w:lvlJc w:val="left"/>
+      <w:pPr>
+        <w:tabs>
+          <w:tab w:val="num" w:pos="5040"/>
+        </w:tabs>
+        <w:ind w:left="5040" w:hanging="360"/>
+      </w:pPr>
+      <w:rPr>
+        <w:rFonts w:ascii="Wingdings" w:hAnsi="Wingdings" w:hint="default"/>
+        <w:sz w:val="20"/>
+      </w:rPr>
+    </w:lvl>
+    <w:lvl w:ilvl="7" w:tentative="1">
+      <w:start w:val="1"/>
+      <w:numFmt w:val="bullet"/>
+      <w:lvlText w:val=""/>
+      <w:lvlJc w:val="left"/>
+      <w:pPr>
+        <w:tabs>
+          <w:tab w:val="num" w:pos="5760"/>
+        </w:tabs>
+        <w:ind w:left="5760" w:hanging="360"/>
+      </w:pPr>
+      <w:rPr>
+        <w:rFonts w:ascii="Wingdings" w:hAnsi="Wingdings" w:hint="default"/>
+        <w:sz w:val="20"/>
+      </w:rPr>
+    </w:lvl>
+    <w:lvl w:ilvl="8" w:tentative="1">
+      <w:start w:val="1"/>
+      <w:numFmt w:val="bullet"/>
+      <w:lvlText w:val=""/>
+      <w:lvlJc w:val="left"/>
+      <w:pPr>
+        <w:tabs>
+          <w:tab w:val="num" w:pos="6480"/>
+        </w:tabs>
+        <w:ind w:left="6480" w:hanging="360"/>
+      </w:pPr>
+      <w:rPr>
+        <w:rFonts w:ascii="Wingdings" w:hAnsi="Wingdings" w:hint="default"/>
+        <w:sz w:val="20"/>
+      </w:rPr>
+    </w:lvl>
+  </w:abstractNum>
+  <w:abstractNum w:abstractNumId="8" w15:restartNumberingAfterBreak="0">
     <w:nsid w:val="0CFF4890"/>
     <w:multiLevelType w:val="multilevel"/>
     <w:tmpl w:val="20688F00"/>
@@ -8954,7 +12416,7 @@
       </w:rPr>
     </w:lvl>
   </w:abstractNum>
-  <w:abstractNum w:abstractNumId="6" w15:restartNumberingAfterBreak="0">
+  <w:abstractNum w:abstractNumId="9" w15:restartNumberingAfterBreak="0">
     <w:nsid w:val="0F59093F"/>
     <w:multiLevelType w:val="multilevel"/>
     <w:tmpl w:val="B75CEDB6"/>
@@ -9103,7 +12565,7 @@
       </w:rPr>
     </w:lvl>
   </w:abstractNum>
-  <w:abstractNum w:abstractNumId="7" w15:restartNumberingAfterBreak="0">
+  <w:abstractNum w:abstractNumId="10" w15:restartNumberingAfterBreak="0">
     <w:nsid w:val="10720660"/>
     <w:multiLevelType w:val="multilevel"/>
     <w:tmpl w:val="9E3AC7D0"/>
@@ -9252,7 +12714,7 @@
       </w:rPr>
     </w:lvl>
   </w:abstractNum>
-  <w:abstractNum w:abstractNumId="8" w15:restartNumberingAfterBreak="0">
+  <w:abstractNum w:abstractNumId="11" w15:restartNumberingAfterBreak="0">
     <w:nsid w:val="11534EE5"/>
     <w:multiLevelType w:val="multilevel"/>
     <w:tmpl w:val="C2921070"/>
@@ -9401,7 +12863,7 @@
       </w:rPr>
     </w:lvl>
   </w:abstractNum>
-  <w:abstractNum w:abstractNumId="9" w15:restartNumberingAfterBreak="0">
+  <w:abstractNum w:abstractNumId="12" w15:restartNumberingAfterBreak="0">
     <w:nsid w:val="13402D38"/>
     <w:multiLevelType w:val="multilevel"/>
     <w:tmpl w:val="07F468E6"/>
@@ -9550,7 +13012,7 @@
       </w:rPr>
     </w:lvl>
   </w:abstractNum>
-  <w:abstractNum w:abstractNumId="10" w15:restartNumberingAfterBreak="0">
+  <w:abstractNum w:abstractNumId="13" w15:restartNumberingAfterBreak="0">
     <w:nsid w:val="14180108"/>
     <w:multiLevelType w:val="multilevel"/>
     <w:tmpl w:val="A0602A5A"/>
@@ -9699,7 +13161,7 @@
       </w:rPr>
     </w:lvl>
   </w:abstractNum>
-  <w:abstractNum w:abstractNumId="11" w15:restartNumberingAfterBreak="0">
+  <w:abstractNum w:abstractNumId="14" w15:restartNumberingAfterBreak="0">
     <w:nsid w:val="1D9A6091"/>
     <w:multiLevelType w:val="multilevel"/>
     <w:tmpl w:val="E7E86BB2"/>
@@ -9848,7 +13310,7 @@
       </w:rPr>
     </w:lvl>
   </w:abstractNum>
-  <w:abstractNum w:abstractNumId="12" w15:restartNumberingAfterBreak="0">
+  <w:abstractNum w:abstractNumId="15" w15:restartNumberingAfterBreak="0">
     <w:nsid w:val="1F263AE1"/>
     <w:multiLevelType w:val="multilevel"/>
     <w:tmpl w:val="2FF29C2C"/>
@@ -9997,7 +13459,7 @@
       </w:rPr>
     </w:lvl>
   </w:abstractNum>
-  <w:abstractNum w:abstractNumId="13" w15:restartNumberingAfterBreak="0">
+  <w:abstractNum w:abstractNumId="16" w15:restartNumberingAfterBreak="0">
     <w:nsid w:val="228B6945"/>
     <w:multiLevelType w:val="multilevel"/>
     <w:tmpl w:val="B6240F4C"/>
@@ -10146,7 +13608,7 @@
       </w:rPr>
     </w:lvl>
   </w:abstractNum>
-  <w:abstractNum w:abstractNumId="14" w15:restartNumberingAfterBreak="0">
+  <w:abstractNum w:abstractNumId="17" w15:restartNumberingAfterBreak="0">
     <w:nsid w:val="23093618"/>
     <w:multiLevelType w:val="multilevel"/>
     <w:tmpl w:val="F220590A"/>
@@ -10295,7 +13757,7 @@
       </w:rPr>
     </w:lvl>
   </w:abstractNum>
-  <w:abstractNum w:abstractNumId="15" w15:restartNumberingAfterBreak="0">
+  <w:abstractNum w:abstractNumId="18" w15:restartNumberingAfterBreak="0">
     <w:nsid w:val="317C1895"/>
     <w:multiLevelType w:val="multilevel"/>
     <w:tmpl w:val="7BAA8E16"/>
@@ -10444,7 +13906,7 @@
       </w:rPr>
     </w:lvl>
   </w:abstractNum>
-  <w:abstractNum w:abstractNumId="16" w15:restartNumberingAfterBreak="0">
+  <w:abstractNum w:abstractNumId="19" w15:restartNumberingAfterBreak="0">
     <w:nsid w:val="358C78EC"/>
     <w:multiLevelType w:val="multilevel"/>
     <w:tmpl w:val="8720435A"/>
@@ -10593,7 +14055,7 @@
       </w:rPr>
     </w:lvl>
   </w:abstractNum>
-  <w:abstractNum w:abstractNumId="17" w15:restartNumberingAfterBreak="0">
+  <w:abstractNum w:abstractNumId="20" w15:restartNumberingAfterBreak="0">
     <w:nsid w:val="3D7E5753"/>
     <w:multiLevelType w:val="multilevel"/>
     <w:tmpl w:val="91585626"/>
@@ -10742,7 +14204,305 @@
       </w:rPr>
     </w:lvl>
   </w:abstractNum>
-  <w:abstractNum w:abstractNumId="18" w15:restartNumberingAfterBreak="0">
+  <w:abstractNum w:abstractNumId="21" w15:restartNumberingAfterBreak="0">
+    <w:nsid w:val="3D9370C5"/>
+    <w:multiLevelType w:val="multilevel"/>
+    <w:tmpl w:val="2E7A47C6"/>
+    <w:lvl w:ilvl="0">
+      <w:start w:val="1"/>
+      <w:numFmt w:val="bullet"/>
+      <w:lvlText w:val=""/>
+      <w:lvlJc w:val="left"/>
+      <w:pPr>
+        <w:tabs>
+          <w:tab w:val="num" w:pos="720"/>
+        </w:tabs>
+        <w:ind w:left="720" w:hanging="360"/>
+      </w:pPr>
+      <w:rPr>
+        <w:rFonts w:ascii="Symbol" w:hAnsi="Symbol" w:hint="default"/>
+        <w:sz w:val="20"/>
+      </w:rPr>
+    </w:lvl>
+    <w:lvl w:ilvl="1" w:tentative="1">
+      <w:start w:val="1"/>
+      <w:numFmt w:val="bullet"/>
+      <w:lvlText w:val="o"/>
+      <w:lvlJc w:val="left"/>
+      <w:pPr>
+        <w:tabs>
+          <w:tab w:val="num" w:pos="1440"/>
+        </w:tabs>
+        <w:ind w:left="1440" w:hanging="360"/>
+      </w:pPr>
+      <w:rPr>
+        <w:rFonts w:ascii="Courier New" w:hAnsi="Courier New" w:hint="default"/>
+        <w:sz w:val="20"/>
+      </w:rPr>
+    </w:lvl>
+    <w:lvl w:ilvl="2" w:tentative="1">
+      <w:start w:val="1"/>
+      <w:numFmt w:val="bullet"/>
+      <w:lvlText w:val=""/>
+      <w:lvlJc w:val="left"/>
+      <w:pPr>
+        <w:tabs>
+          <w:tab w:val="num" w:pos="2160"/>
+        </w:tabs>
+        <w:ind w:left="2160" w:hanging="360"/>
+      </w:pPr>
+      <w:rPr>
+        <w:rFonts w:ascii="Wingdings" w:hAnsi="Wingdings" w:hint="default"/>
+        <w:sz w:val="20"/>
+      </w:rPr>
+    </w:lvl>
+    <w:lvl w:ilvl="3" w:tentative="1">
+      <w:start w:val="1"/>
+      <w:numFmt w:val="bullet"/>
+      <w:lvlText w:val=""/>
+      <w:lvlJc w:val="left"/>
+      <w:pPr>
+        <w:tabs>
+          <w:tab w:val="num" w:pos="2880"/>
+        </w:tabs>
+        <w:ind w:left="2880" w:hanging="360"/>
+      </w:pPr>
+      <w:rPr>
+        <w:rFonts w:ascii="Wingdings" w:hAnsi="Wingdings" w:hint="default"/>
+        <w:sz w:val="20"/>
+      </w:rPr>
+    </w:lvl>
+    <w:lvl w:ilvl="4" w:tentative="1">
+      <w:start w:val="1"/>
+      <w:numFmt w:val="bullet"/>
+      <w:lvlText w:val=""/>
+      <w:lvlJc w:val="left"/>
+      <w:pPr>
+        <w:tabs>
+          <w:tab w:val="num" w:pos="3600"/>
+        </w:tabs>
+        <w:ind w:left="3600" w:hanging="360"/>
+      </w:pPr>
+      <w:rPr>
+        <w:rFonts w:ascii="Wingdings" w:hAnsi="Wingdings" w:hint="default"/>
+        <w:sz w:val="20"/>
+      </w:rPr>
+    </w:lvl>
+    <w:lvl w:ilvl="5" w:tentative="1">
+      <w:start w:val="1"/>
+      <w:numFmt w:val="bullet"/>
+      <w:lvlText w:val=""/>
+      <w:lvlJc w:val="left"/>
+      <w:pPr>
+        <w:tabs>
+          <w:tab w:val="num" w:pos="4320"/>
+        </w:tabs>
+        <w:ind w:left="4320" w:hanging="360"/>
+      </w:pPr>
+      <w:rPr>
+        <w:rFonts w:ascii="Wingdings" w:hAnsi="Wingdings" w:hint="default"/>
+        <w:sz w:val="20"/>
+      </w:rPr>
+    </w:lvl>
+    <w:lvl w:ilvl="6" w:tentative="1">
+      <w:start w:val="1"/>
+      <w:numFmt w:val="bullet"/>
+      <w:lvlText w:val=""/>
+      <w:lvlJc w:val="left"/>
+      <w:pPr>
+        <w:tabs>
+          <w:tab w:val="num" w:pos="5040"/>
+        </w:tabs>
+        <w:ind w:left="5040" w:hanging="360"/>
+      </w:pPr>
+      <w:rPr>
+        <w:rFonts w:ascii="Wingdings" w:hAnsi="Wingdings" w:hint="default"/>
+        <w:sz w:val="20"/>
+      </w:rPr>
+    </w:lvl>
+    <w:lvl w:ilvl="7" w:tentative="1">
+      <w:start w:val="1"/>
+      <w:numFmt w:val="bullet"/>
+      <w:lvlText w:val=""/>
+      <w:lvlJc w:val="left"/>
+      <w:pPr>
+        <w:tabs>
+          <w:tab w:val="num" w:pos="5760"/>
+        </w:tabs>
+        <w:ind w:left="5760" w:hanging="360"/>
+      </w:pPr>
+      <w:rPr>
+        <w:rFonts w:ascii="Wingdings" w:hAnsi="Wingdings" w:hint="default"/>
+        <w:sz w:val="20"/>
+      </w:rPr>
+    </w:lvl>
+    <w:lvl w:ilvl="8" w:tentative="1">
+      <w:start w:val="1"/>
+      <w:numFmt w:val="bullet"/>
+      <w:lvlText w:val=""/>
+      <w:lvlJc w:val="left"/>
+      <w:pPr>
+        <w:tabs>
+          <w:tab w:val="num" w:pos="6480"/>
+        </w:tabs>
+        <w:ind w:left="6480" w:hanging="360"/>
+      </w:pPr>
+      <w:rPr>
+        <w:rFonts w:ascii="Wingdings" w:hAnsi="Wingdings" w:hint="default"/>
+        <w:sz w:val="20"/>
+      </w:rPr>
+    </w:lvl>
+  </w:abstractNum>
+  <w:abstractNum w:abstractNumId="22" w15:restartNumberingAfterBreak="0">
+    <w:nsid w:val="40971CB9"/>
+    <w:multiLevelType w:val="multilevel"/>
+    <w:tmpl w:val="16BA28E2"/>
+    <w:lvl w:ilvl="0">
+      <w:start w:val="1"/>
+      <w:numFmt w:val="bullet"/>
+      <w:lvlText w:val=""/>
+      <w:lvlJc w:val="left"/>
+      <w:pPr>
+        <w:tabs>
+          <w:tab w:val="num" w:pos="720"/>
+        </w:tabs>
+        <w:ind w:left="720" w:hanging="360"/>
+      </w:pPr>
+      <w:rPr>
+        <w:rFonts w:ascii="Symbol" w:hAnsi="Symbol" w:hint="default"/>
+        <w:sz w:val="20"/>
+      </w:rPr>
+    </w:lvl>
+    <w:lvl w:ilvl="1" w:tentative="1">
+      <w:start w:val="1"/>
+      <w:numFmt w:val="bullet"/>
+      <w:lvlText w:val="o"/>
+      <w:lvlJc w:val="left"/>
+      <w:pPr>
+        <w:tabs>
+          <w:tab w:val="num" w:pos="1440"/>
+        </w:tabs>
+        <w:ind w:left="1440" w:hanging="360"/>
+      </w:pPr>
+      <w:rPr>
+        <w:rFonts w:ascii="Courier New" w:hAnsi="Courier New" w:hint="default"/>
+        <w:sz w:val="20"/>
+      </w:rPr>
+    </w:lvl>
+    <w:lvl w:ilvl="2" w:tentative="1">
+      <w:start w:val="1"/>
+      <w:numFmt w:val="bullet"/>
+      <w:lvlText w:val=""/>
+      <w:lvlJc w:val="left"/>
+      <w:pPr>
+        <w:tabs>
+          <w:tab w:val="num" w:pos="2160"/>
+        </w:tabs>
+        <w:ind w:left="2160" w:hanging="360"/>
+      </w:pPr>
+      <w:rPr>
+        <w:rFonts w:ascii="Wingdings" w:hAnsi="Wingdings" w:hint="default"/>
+        <w:sz w:val="20"/>
+      </w:rPr>
+    </w:lvl>
+    <w:lvl w:ilvl="3" w:tentative="1">
+      <w:start w:val="1"/>
+      <w:numFmt w:val="bullet"/>
+      <w:lvlText w:val=""/>
+      <w:lvlJc w:val="left"/>
+      <w:pPr>
+        <w:tabs>
+          <w:tab w:val="num" w:pos="2880"/>
+        </w:tabs>
+        <w:ind w:left="2880" w:hanging="360"/>
+      </w:pPr>
+      <w:rPr>
+        <w:rFonts w:ascii="Wingdings" w:hAnsi="Wingdings" w:hint="default"/>
+        <w:sz w:val="20"/>
+      </w:rPr>
+    </w:lvl>
+    <w:lvl w:ilvl="4" w:tentative="1">
+      <w:start w:val="1"/>
+      <w:numFmt w:val="bullet"/>
+      <w:lvlText w:val=""/>
+      <w:lvlJc w:val="left"/>
+      <w:pPr>
+        <w:tabs>
+          <w:tab w:val="num" w:pos="3600"/>
+        </w:tabs>
+        <w:ind w:left="3600" w:hanging="360"/>
+      </w:pPr>
+      <w:rPr>
+        <w:rFonts w:ascii="Wingdings" w:hAnsi="Wingdings" w:hint="default"/>
+        <w:sz w:val="20"/>
+      </w:rPr>
+    </w:lvl>
+    <w:lvl w:ilvl="5" w:tentative="1">
+      <w:start w:val="1"/>
+      <w:numFmt w:val="bullet"/>
+      <w:lvlText w:val=""/>
+      <w:lvlJc w:val="left"/>
+      <w:pPr>
+        <w:tabs>
+          <w:tab w:val="num" w:pos="4320"/>
+        </w:tabs>
+        <w:ind w:left="4320" w:hanging="360"/>
+      </w:pPr>
+      <w:rPr>
+        <w:rFonts w:ascii="Wingdings" w:hAnsi="Wingdings" w:hint="default"/>
+        <w:sz w:val="20"/>
+      </w:rPr>
+    </w:lvl>
+    <w:lvl w:ilvl="6" w:tentative="1">
+      <w:start w:val="1"/>
+      <w:numFmt w:val="bullet"/>
+      <w:lvlText w:val=""/>
+      <w:lvlJc w:val="left"/>
+      <w:pPr>
+        <w:tabs>
+          <w:tab w:val="num" w:pos="5040"/>
+        </w:tabs>
+        <w:ind w:left="5040" w:hanging="360"/>
+      </w:pPr>
+      <w:rPr>
+        <w:rFonts w:ascii="Wingdings" w:hAnsi="Wingdings" w:hint="default"/>
+        <w:sz w:val="20"/>
+      </w:rPr>
+    </w:lvl>
+    <w:lvl w:ilvl="7" w:tentative="1">
+      <w:start w:val="1"/>
+      <w:numFmt w:val="bullet"/>
+      <w:lvlText w:val=""/>
+      <w:lvlJc w:val="left"/>
+      <w:pPr>
+        <w:tabs>
+          <w:tab w:val="num" w:pos="5760"/>
+        </w:tabs>
+        <w:ind w:left="5760" w:hanging="360"/>
+      </w:pPr>
+      <w:rPr>
+        <w:rFonts w:ascii="Wingdings" w:hAnsi="Wingdings" w:hint="default"/>
+        <w:sz w:val="20"/>
+      </w:rPr>
+    </w:lvl>
+    <w:lvl w:ilvl="8" w:tentative="1">
+      <w:start w:val="1"/>
+      <w:numFmt w:val="bullet"/>
+      <w:lvlText w:val=""/>
+      <w:lvlJc w:val="left"/>
+      <w:pPr>
+        <w:tabs>
+          <w:tab w:val="num" w:pos="6480"/>
+        </w:tabs>
+        <w:ind w:left="6480" w:hanging="360"/>
+      </w:pPr>
+      <w:rPr>
+        <w:rFonts w:ascii="Wingdings" w:hAnsi="Wingdings" w:hint="default"/>
+        <w:sz w:val="20"/>
+      </w:rPr>
+    </w:lvl>
+  </w:abstractNum>
+  <w:abstractNum w:abstractNumId="23" w15:restartNumberingAfterBreak="0">
     <w:nsid w:val="41535DB7"/>
     <w:multiLevelType w:val="multilevel"/>
     <w:tmpl w:val="E710E70E"/>
@@ -10891,7 +14651,7 @@
       </w:rPr>
     </w:lvl>
   </w:abstractNum>
-  <w:abstractNum w:abstractNumId="19" w15:restartNumberingAfterBreak="0">
+  <w:abstractNum w:abstractNumId="24" w15:restartNumberingAfterBreak="0">
     <w:nsid w:val="44B5189B"/>
     <w:multiLevelType w:val="multilevel"/>
     <w:tmpl w:val="31B8B9F6"/>
@@ -11040,7 +14800,7 @@
       </w:rPr>
     </w:lvl>
   </w:abstractNum>
-  <w:abstractNum w:abstractNumId="20" w15:restartNumberingAfterBreak="0">
+  <w:abstractNum w:abstractNumId="25" w15:restartNumberingAfterBreak="0">
     <w:nsid w:val="454E0ABD"/>
     <w:multiLevelType w:val="multilevel"/>
     <w:tmpl w:val="28AA8DBC"/>
@@ -11189,7 +14949,7 @@
       </w:rPr>
     </w:lvl>
   </w:abstractNum>
-  <w:abstractNum w:abstractNumId="21" w15:restartNumberingAfterBreak="0">
+  <w:abstractNum w:abstractNumId="26" w15:restartNumberingAfterBreak="0">
     <w:nsid w:val="47A42232"/>
     <w:multiLevelType w:val="multilevel"/>
     <w:tmpl w:val="1DCED03E"/>
@@ -11338,7 +15098,7 @@
       </w:rPr>
     </w:lvl>
   </w:abstractNum>
-  <w:abstractNum w:abstractNumId="22" w15:restartNumberingAfterBreak="0">
+  <w:abstractNum w:abstractNumId="27" w15:restartNumberingAfterBreak="0">
     <w:nsid w:val="49225F9E"/>
     <w:multiLevelType w:val="multilevel"/>
     <w:tmpl w:val="07AC8C1C"/>
@@ -11487,7 +15247,418 @@
       </w:rPr>
     </w:lvl>
   </w:abstractNum>
-  <w:abstractNum w:abstractNumId="23" w15:restartNumberingAfterBreak="0">
+  <w:abstractNum w:abstractNumId="28" w15:restartNumberingAfterBreak="0">
+    <w:nsid w:val="4B2F02FD"/>
+    <w:multiLevelType w:val="multilevel"/>
+    <w:tmpl w:val="8A66FEF8"/>
+    <w:lvl w:ilvl="0">
+      <w:start w:val="1"/>
+      <w:numFmt w:val="bullet"/>
+      <w:lvlText w:val=""/>
+      <w:lvlJc w:val="left"/>
+      <w:pPr>
+        <w:tabs>
+          <w:tab w:val="num" w:pos="720"/>
+        </w:tabs>
+        <w:ind w:left="720" w:hanging="360"/>
+      </w:pPr>
+      <w:rPr>
+        <w:rFonts w:ascii="Symbol" w:hAnsi="Symbol" w:hint="default"/>
+        <w:sz w:val="20"/>
+      </w:rPr>
+    </w:lvl>
+    <w:lvl w:ilvl="1" w:tentative="1">
+      <w:start w:val="1"/>
+      <w:numFmt w:val="bullet"/>
+      <w:lvlText w:val="o"/>
+      <w:lvlJc w:val="left"/>
+      <w:pPr>
+        <w:tabs>
+          <w:tab w:val="num" w:pos="1440"/>
+        </w:tabs>
+        <w:ind w:left="1440" w:hanging="360"/>
+      </w:pPr>
+      <w:rPr>
+        <w:rFonts w:ascii="Courier New" w:hAnsi="Courier New" w:hint="default"/>
+        <w:sz w:val="20"/>
+      </w:rPr>
+    </w:lvl>
+    <w:lvl w:ilvl="2" w:tentative="1">
+      <w:start w:val="1"/>
+      <w:numFmt w:val="bullet"/>
+      <w:lvlText w:val=""/>
+      <w:lvlJc w:val="left"/>
+      <w:pPr>
+        <w:tabs>
+          <w:tab w:val="num" w:pos="2160"/>
+        </w:tabs>
+        <w:ind w:left="2160" w:hanging="360"/>
+      </w:pPr>
+      <w:rPr>
+        <w:rFonts w:ascii="Wingdings" w:hAnsi="Wingdings" w:hint="default"/>
+        <w:sz w:val="20"/>
+      </w:rPr>
+    </w:lvl>
+    <w:lvl w:ilvl="3" w:tentative="1">
+      <w:start w:val="1"/>
+      <w:numFmt w:val="bullet"/>
+      <w:lvlText w:val=""/>
+      <w:lvlJc w:val="left"/>
+      <w:pPr>
+        <w:tabs>
+          <w:tab w:val="num" w:pos="2880"/>
+        </w:tabs>
+        <w:ind w:left="2880" w:hanging="360"/>
+      </w:pPr>
+      <w:rPr>
+        <w:rFonts w:ascii="Wingdings" w:hAnsi="Wingdings" w:hint="default"/>
+        <w:sz w:val="20"/>
+      </w:rPr>
+    </w:lvl>
+    <w:lvl w:ilvl="4" w:tentative="1">
+      <w:start w:val="1"/>
+      <w:numFmt w:val="bullet"/>
+      <w:lvlText w:val=""/>
+      <w:lvlJc w:val="left"/>
+      <w:pPr>
+        <w:tabs>
+          <w:tab w:val="num" w:pos="3600"/>
+        </w:tabs>
+        <w:ind w:left="3600" w:hanging="360"/>
+      </w:pPr>
+      <w:rPr>
+        <w:rFonts w:ascii="Wingdings" w:hAnsi="Wingdings" w:hint="default"/>
+        <w:sz w:val="20"/>
+      </w:rPr>
+    </w:lvl>
+    <w:lvl w:ilvl="5" w:tentative="1">
+      <w:start w:val="1"/>
+      <w:numFmt w:val="bullet"/>
+      <w:lvlText w:val=""/>
+      <w:lvlJc w:val="left"/>
+      <w:pPr>
+        <w:tabs>
+          <w:tab w:val="num" w:pos="4320"/>
+        </w:tabs>
+        <w:ind w:left="4320" w:hanging="360"/>
+      </w:pPr>
+      <w:rPr>
+        <w:rFonts w:ascii="Wingdings" w:hAnsi="Wingdings" w:hint="default"/>
+        <w:sz w:val="20"/>
+      </w:rPr>
+    </w:lvl>
+    <w:lvl w:ilvl="6" w:tentative="1">
+      <w:start w:val="1"/>
+      <w:numFmt w:val="bullet"/>
+      <w:lvlText w:val=""/>
+      <w:lvlJc w:val="left"/>
+      <w:pPr>
+        <w:tabs>
+          <w:tab w:val="num" w:pos="5040"/>
+        </w:tabs>
+        <w:ind w:left="5040" w:hanging="360"/>
+      </w:pPr>
+      <w:rPr>
+        <w:rFonts w:ascii="Wingdings" w:hAnsi="Wingdings" w:hint="default"/>
+        <w:sz w:val="20"/>
+      </w:rPr>
+    </w:lvl>
+    <w:lvl w:ilvl="7" w:tentative="1">
+      <w:start w:val="1"/>
+      <w:numFmt w:val="bullet"/>
+      <w:lvlText w:val=""/>
+      <w:lvlJc w:val="left"/>
+      <w:pPr>
+        <w:tabs>
+          <w:tab w:val="num" w:pos="5760"/>
+        </w:tabs>
+        <w:ind w:left="5760" w:hanging="360"/>
+      </w:pPr>
+      <w:rPr>
+        <w:rFonts w:ascii="Wingdings" w:hAnsi="Wingdings" w:hint="default"/>
+        <w:sz w:val="20"/>
+      </w:rPr>
+    </w:lvl>
+    <w:lvl w:ilvl="8" w:tentative="1">
+      <w:start w:val="1"/>
+      <w:numFmt w:val="bullet"/>
+      <w:lvlText w:val=""/>
+      <w:lvlJc w:val="left"/>
+      <w:pPr>
+        <w:tabs>
+          <w:tab w:val="num" w:pos="6480"/>
+        </w:tabs>
+        <w:ind w:left="6480" w:hanging="360"/>
+      </w:pPr>
+      <w:rPr>
+        <w:rFonts w:ascii="Wingdings" w:hAnsi="Wingdings" w:hint="default"/>
+        <w:sz w:val="20"/>
+      </w:rPr>
+    </w:lvl>
+  </w:abstractNum>
+  <w:abstractNum w:abstractNumId="29" w15:restartNumberingAfterBreak="0">
+    <w:nsid w:val="544A5DB2"/>
+    <w:multiLevelType w:val="multilevel"/>
+    <w:tmpl w:val="A5EA6FD2"/>
+    <w:lvl w:ilvl="0">
+      <w:start w:val="1"/>
+      <w:numFmt w:val="decimal"/>
+      <w:lvlText w:val="%1."/>
+      <w:lvlJc w:val="left"/>
+      <w:pPr>
+        <w:tabs>
+          <w:tab w:val="num" w:pos="720"/>
+        </w:tabs>
+        <w:ind w:left="720" w:hanging="360"/>
+      </w:pPr>
+    </w:lvl>
+    <w:lvl w:ilvl="1" w:tentative="1">
+      <w:start w:val="1"/>
+      <w:numFmt w:val="decimal"/>
+      <w:lvlText w:val="%2."/>
+      <w:lvlJc w:val="left"/>
+      <w:pPr>
+        <w:tabs>
+          <w:tab w:val="num" w:pos="1440"/>
+        </w:tabs>
+        <w:ind w:left="1440" w:hanging="360"/>
+      </w:pPr>
+    </w:lvl>
+    <w:lvl w:ilvl="2" w:tentative="1">
+      <w:start w:val="1"/>
+      <w:numFmt w:val="decimal"/>
+      <w:lvlText w:val="%3."/>
+      <w:lvlJc w:val="left"/>
+      <w:pPr>
+        <w:tabs>
+          <w:tab w:val="num" w:pos="2160"/>
+        </w:tabs>
+        <w:ind w:left="2160" w:hanging="360"/>
+      </w:pPr>
+    </w:lvl>
+    <w:lvl w:ilvl="3" w:tentative="1">
+      <w:start w:val="1"/>
+      <w:numFmt w:val="decimal"/>
+      <w:lvlText w:val="%4."/>
+      <w:lvlJc w:val="left"/>
+      <w:pPr>
+        <w:tabs>
+          <w:tab w:val="num" w:pos="2880"/>
+        </w:tabs>
+        <w:ind w:left="2880" w:hanging="360"/>
+      </w:pPr>
+    </w:lvl>
+    <w:lvl w:ilvl="4" w:tentative="1">
+      <w:start w:val="1"/>
+      <w:numFmt w:val="decimal"/>
+      <w:lvlText w:val="%5."/>
+      <w:lvlJc w:val="left"/>
+      <w:pPr>
+        <w:tabs>
+          <w:tab w:val="num" w:pos="3600"/>
+        </w:tabs>
+        <w:ind w:left="3600" w:hanging="360"/>
+      </w:pPr>
+    </w:lvl>
+    <w:lvl w:ilvl="5" w:tentative="1">
+      <w:start w:val="1"/>
+      <w:numFmt w:val="decimal"/>
+      <w:lvlText w:val="%6."/>
+      <w:lvlJc w:val="left"/>
+      <w:pPr>
+        <w:tabs>
+          <w:tab w:val="num" w:pos="4320"/>
+        </w:tabs>
+        <w:ind w:left="4320" w:hanging="360"/>
+      </w:pPr>
+    </w:lvl>
+    <w:lvl w:ilvl="6" w:tentative="1">
+      <w:start w:val="1"/>
+      <w:numFmt w:val="decimal"/>
+      <w:lvlText w:val="%7."/>
+      <w:lvlJc w:val="left"/>
+      <w:pPr>
+        <w:tabs>
+          <w:tab w:val="num" w:pos="5040"/>
+        </w:tabs>
+        <w:ind w:left="5040" w:hanging="360"/>
+      </w:pPr>
+    </w:lvl>
+    <w:lvl w:ilvl="7" w:tentative="1">
+      <w:start w:val="1"/>
+      <w:numFmt w:val="decimal"/>
+      <w:lvlText w:val="%8."/>
+      <w:lvlJc w:val="left"/>
+      <w:pPr>
+        <w:tabs>
+          <w:tab w:val="num" w:pos="5760"/>
+        </w:tabs>
+        <w:ind w:left="5760" w:hanging="360"/>
+      </w:pPr>
+    </w:lvl>
+    <w:lvl w:ilvl="8" w:tentative="1">
+      <w:start w:val="1"/>
+      <w:numFmt w:val="decimal"/>
+      <w:lvlText w:val="%9."/>
+      <w:lvlJc w:val="left"/>
+      <w:pPr>
+        <w:tabs>
+          <w:tab w:val="num" w:pos="6480"/>
+        </w:tabs>
+        <w:ind w:left="6480" w:hanging="360"/>
+      </w:pPr>
+    </w:lvl>
+  </w:abstractNum>
+  <w:abstractNum w:abstractNumId="30" w15:restartNumberingAfterBreak="0">
+    <w:nsid w:val="595F4EE8"/>
+    <w:multiLevelType w:val="multilevel"/>
+    <w:tmpl w:val="DBEA3530"/>
+    <w:lvl w:ilvl="0">
+      <w:start w:val="1"/>
+      <w:numFmt w:val="bullet"/>
+      <w:lvlText w:val=""/>
+      <w:lvlJc w:val="left"/>
+      <w:pPr>
+        <w:tabs>
+          <w:tab w:val="num" w:pos="720"/>
+        </w:tabs>
+        <w:ind w:left="720" w:hanging="360"/>
+      </w:pPr>
+      <w:rPr>
+        <w:rFonts w:ascii="Symbol" w:hAnsi="Symbol" w:hint="default"/>
+        <w:sz w:val="20"/>
+      </w:rPr>
+    </w:lvl>
+    <w:lvl w:ilvl="1" w:tentative="1">
+      <w:start w:val="1"/>
+      <w:numFmt w:val="bullet"/>
+      <w:lvlText w:val="o"/>
+      <w:lvlJc w:val="left"/>
+      <w:pPr>
+        <w:tabs>
+          <w:tab w:val="num" w:pos="1440"/>
+        </w:tabs>
+        <w:ind w:left="1440" w:hanging="360"/>
+      </w:pPr>
+      <w:rPr>
+        <w:rFonts w:ascii="Courier New" w:hAnsi="Courier New" w:hint="default"/>
+        <w:sz w:val="20"/>
+      </w:rPr>
+    </w:lvl>
+    <w:lvl w:ilvl="2" w:tentative="1">
+      <w:start w:val="1"/>
+      <w:numFmt w:val="bullet"/>
+      <w:lvlText w:val=""/>
+      <w:lvlJc w:val="left"/>
+      <w:pPr>
+        <w:tabs>
+          <w:tab w:val="num" w:pos="2160"/>
+        </w:tabs>
+        <w:ind w:left="2160" w:hanging="360"/>
+      </w:pPr>
+      <w:rPr>
+        <w:rFonts w:ascii="Wingdings" w:hAnsi="Wingdings" w:hint="default"/>
+        <w:sz w:val="20"/>
+      </w:rPr>
+    </w:lvl>
+    <w:lvl w:ilvl="3" w:tentative="1">
+      <w:start w:val="1"/>
+      <w:numFmt w:val="bullet"/>
+      <w:lvlText w:val=""/>
+      <w:lvlJc w:val="left"/>
+      <w:pPr>
+        <w:tabs>
+          <w:tab w:val="num" w:pos="2880"/>
+        </w:tabs>
+        <w:ind w:left="2880" w:hanging="360"/>
+      </w:pPr>
+      <w:rPr>
+        <w:rFonts w:ascii="Wingdings" w:hAnsi="Wingdings" w:hint="default"/>
+        <w:sz w:val="20"/>
+      </w:rPr>
+    </w:lvl>
+    <w:lvl w:ilvl="4" w:tentative="1">
+      <w:start w:val="1"/>
+      <w:numFmt w:val="bullet"/>
+      <w:lvlText w:val=""/>
+      <w:lvlJc w:val="left"/>
+      <w:pPr>
+        <w:tabs>
+          <w:tab w:val="num" w:pos="3600"/>
+        </w:tabs>
+        <w:ind w:left="3600" w:hanging="360"/>
+      </w:pPr>
+      <w:rPr>
+        <w:rFonts w:ascii="Wingdings" w:hAnsi="Wingdings" w:hint="default"/>
+        <w:sz w:val="20"/>
+      </w:rPr>
+    </w:lvl>
+    <w:lvl w:ilvl="5" w:tentative="1">
+      <w:start w:val="1"/>
+      <w:numFmt w:val="bullet"/>
+      <w:lvlText w:val=""/>
+      <w:lvlJc w:val="left"/>
+      <w:pPr>
+        <w:tabs>
+          <w:tab w:val="num" w:pos="4320"/>
+        </w:tabs>
+        <w:ind w:left="4320" w:hanging="360"/>
+      </w:pPr>
+      <w:rPr>
+        <w:rFonts w:ascii="Wingdings" w:hAnsi="Wingdings" w:hint="default"/>
+        <w:sz w:val="20"/>
+      </w:rPr>
+    </w:lvl>
+    <w:lvl w:ilvl="6" w:tentative="1">
+      <w:start w:val="1"/>
+      <w:numFmt w:val="bullet"/>
+      <w:lvlText w:val=""/>
+      <w:lvlJc w:val="left"/>
+      <w:pPr>
+        <w:tabs>
+          <w:tab w:val="num" w:pos="5040"/>
+        </w:tabs>
+        <w:ind w:left="5040" w:hanging="360"/>
+      </w:pPr>
+      <w:rPr>
+        <w:rFonts w:ascii="Wingdings" w:hAnsi="Wingdings" w:hint="default"/>
+        <w:sz w:val="20"/>
+      </w:rPr>
+    </w:lvl>
+    <w:lvl w:ilvl="7" w:tentative="1">
+      <w:start w:val="1"/>
+      <w:numFmt w:val="bullet"/>
+      <w:lvlText w:val=""/>
+      <w:lvlJc w:val="left"/>
+      <w:pPr>
+        <w:tabs>
+          <w:tab w:val="num" w:pos="5760"/>
+        </w:tabs>
+        <w:ind w:left="5760" w:hanging="360"/>
+      </w:pPr>
+      <w:rPr>
+        <w:rFonts w:ascii="Wingdings" w:hAnsi="Wingdings" w:hint="default"/>
+        <w:sz w:val="20"/>
+      </w:rPr>
+    </w:lvl>
+    <w:lvl w:ilvl="8" w:tentative="1">
+      <w:start w:val="1"/>
+      <w:numFmt w:val="bullet"/>
+      <w:lvlText w:val=""/>
+      <w:lvlJc w:val="left"/>
+      <w:pPr>
+        <w:tabs>
+          <w:tab w:val="num" w:pos="6480"/>
+        </w:tabs>
+        <w:ind w:left="6480" w:hanging="360"/>
+      </w:pPr>
+      <w:rPr>
+        <w:rFonts w:ascii="Wingdings" w:hAnsi="Wingdings" w:hint="default"/>
+        <w:sz w:val="20"/>
+      </w:rPr>
+    </w:lvl>
+  </w:abstractNum>
+  <w:abstractNum w:abstractNumId="31" w15:restartNumberingAfterBreak="0">
     <w:nsid w:val="5AE664B2"/>
     <w:multiLevelType w:val="multilevel"/>
     <w:tmpl w:val="88D6E872"/>
@@ -11600,7 +15771,7 @@
       </w:pPr>
     </w:lvl>
   </w:abstractNum>
-  <w:abstractNum w:abstractNumId="24" w15:restartNumberingAfterBreak="0">
+  <w:abstractNum w:abstractNumId="32" w15:restartNumberingAfterBreak="0">
     <w:nsid w:val="5C0C05A2"/>
     <w:multiLevelType w:val="multilevel"/>
     <w:tmpl w:val="89CCCB12"/>
@@ -11749,7 +15920,7 @@
       </w:rPr>
     </w:lvl>
   </w:abstractNum>
-  <w:abstractNum w:abstractNumId="25" w15:restartNumberingAfterBreak="0">
+  <w:abstractNum w:abstractNumId="33" w15:restartNumberingAfterBreak="0">
     <w:nsid w:val="60C23FCC"/>
     <w:multiLevelType w:val="multilevel"/>
     <w:tmpl w:val="8F8A12DC"/>
@@ -11898,7 +16069,7 @@
       </w:rPr>
     </w:lvl>
   </w:abstractNum>
-  <w:abstractNum w:abstractNumId="26" w15:restartNumberingAfterBreak="0">
+  <w:abstractNum w:abstractNumId="34" w15:restartNumberingAfterBreak="0">
     <w:nsid w:val="62F8071F"/>
     <w:multiLevelType w:val="multilevel"/>
     <w:tmpl w:val="E512973A"/>
@@ -12047,7 +16218,7 @@
       </w:rPr>
     </w:lvl>
   </w:abstractNum>
-  <w:abstractNum w:abstractNumId="27" w15:restartNumberingAfterBreak="0">
+  <w:abstractNum w:abstractNumId="35" w15:restartNumberingAfterBreak="0">
     <w:nsid w:val="662853E9"/>
     <w:multiLevelType w:val="multilevel"/>
     <w:tmpl w:val="C8C49E28"/>
@@ -12196,7 +16367,7 @@
       </w:rPr>
     </w:lvl>
   </w:abstractNum>
-  <w:abstractNum w:abstractNumId="28" w15:restartNumberingAfterBreak="0">
+  <w:abstractNum w:abstractNumId="36" w15:restartNumberingAfterBreak="0">
     <w:nsid w:val="68000897"/>
     <w:multiLevelType w:val="multilevel"/>
     <w:tmpl w:val="569278E0"/>
@@ -12345,7 +16516,7 @@
       </w:rPr>
     </w:lvl>
   </w:abstractNum>
-  <w:abstractNum w:abstractNumId="29" w15:restartNumberingAfterBreak="0">
+  <w:abstractNum w:abstractNumId="37" w15:restartNumberingAfterBreak="0">
     <w:nsid w:val="68C402B1"/>
     <w:multiLevelType w:val="multilevel"/>
     <w:tmpl w:val="F6524A48"/>
@@ -12494,7 +16665,7 @@
       </w:rPr>
     </w:lvl>
   </w:abstractNum>
-  <w:abstractNum w:abstractNumId="30" w15:restartNumberingAfterBreak="0">
+  <w:abstractNum w:abstractNumId="38" w15:restartNumberingAfterBreak="0">
     <w:nsid w:val="6B556552"/>
     <w:multiLevelType w:val="multilevel"/>
     <w:tmpl w:val="B2C6C7CA"/>
@@ -12643,7 +16814,7 @@
       </w:rPr>
     </w:lvl>
   </w:abstractNum>
-  <w:abstractNum w:abstractNumId="31" w15:restartNumberingAfterBreak="0">
+  <w:abstractNum w:abstractNumId="39" w15:restartNumberingAfterBreak="0">
     <w:nsid w:val="6E417FC8"/>
     <w:multiLevelType w:val="multilevel"/>
     <w:tmpl w:val="FBB6147E"/>
@@ -12792,10 +16963,159 @@
       </w:rPr>
     </w:lvl>
   </w:abstractNum>
-  <w:abstractNum w:abstractNumId="32" w15:restartNumberingAfterBreak="0">
+  <w:abstractNum w:abstractNumId="40" w15:restartNumberingAfterBreak="0">
     <w:nsid w:val="7C2F5ED1"/>
     <w:multiLevelType w:val="multilevel"/>
     <w:tmpl w:val="5F42E6D8"/>
+    <w:lvl w:ilvl="0">
+      <w:start w:val="1"/>
+      <w:numFmt w:val="bullet"/>
+      <w:lvlText w:val=""/>
+      <w:lvlJc w:val="left"/>
+      <w:pPr>
+        <w:tabs>
+          <w:tab w:val="num" w:pos="720"/>
+        </w:tabs>
+        <w:ind w:left="720" w:hanging="360"/>
+      </w:pPr>
+      <w:rPr>
+        <w:rFonts w:ascii="Symbol" w:hAnsi="Symbol" w:hint="default"/>
+        <w:sz w:val="20"/>
+      </w:rPr>
+    </w:lvl>
+    <w:lvl w:ilvl="1" w:tentative="1">
+      <w:start w:val="1"/>
+      <w:numFmt w:val="bullet"/>
+      <w:lvlText w:val="o"/>
+      <w:lvlJc w:val="left"/>
+      <w:pPr>
+        <w:tabs>
+          <w:tab w:val="num" w:pos="1440"/>
+        </w:tabs>
+        <w:ind w:left="1440" w:hanging="360"/>
+      </w:pPr>
+      <w:rPr>
+        <w:rFonts w:ascii="Courier New" w:hAnsi="Courier New" w:hint="default"/>
+        <w:sz w:val="20"/>
+      </w:rPr>
+    </w:lvl>
+    <w:lvl w:ilvl="2" w:tentative="1">
+      <w:start w:val="1"/>
+      <w:numFmt w:val="bullet"/>
+      <w:lvlText w:val=""/>
+      <w:lvlJc w:val="left"/>
+      <w:pPr>
+        <w:tabs>
+          <w:tab w:val="num" w:pos="2160"/>
+        </w:tabs>
+        <w:ind w:left="2160" w:hanging="360"/>
+      </w:pPr>
+      <w:rPr>
+        <w:rFonts w:ascii="Wingdings" w:hAnsi="Wingdings" w:hint="default"/>
+        <w:sz w:val="20"/>
+      </w:rPr>
+    </w:lvl>
+    <w:lvl w:ilvl="3" w:tentative="1">
+      <w:start w:val="1"/>
+      <w:numFmt w:val="bullet"/>
+      <w:lvlText w:val=""/>
+      <w:lvlJc w:val="left"/>
+      <w:pPr>
+        <w:tabs>
+          <w:tab w:val="num" w:pos="2880"/>
+        </w:tabs>
+        <w:ind w:left="2880" w:hanging="360"/>
+      </w:pPr>
+      <w:rPr>
+        <w:rFonts w:ascii="Wingdings" w:hAnsi="Wingdings" w:hint="default"/>
+        <w:sz w:val="20"/>
+      </w:rPr>
+    </w:lvl>
+    <w:lvl w:ilvl="4" w:tentative="1">
+      <w:start w:val="1"/>
+      <w:numFmt w:val="bullet"/>
+      <w:lvlText w:val=""/>
+      <w:lvlJc w:val="left"/>
+      <w:pPr>
+        <w:tabs>
+          <w:tab w:val="num" w:pos="3600"/>
+        </w:tabs>
+        <w:ind w:left="3600" w:hanging="360"/>
+      </w:pPr>
+      <w:rPr>
+        <w:rFonts w:ascii="Wingdings" w:hAnsi="Wingdings" w:hint="default"/>
+        <w:sz w:val="20"/>
+      </w:rPr>
+    </w:lvl>
+    <w:lvl w:ilvl="5" w:tentative="1">
+      <w:start w:val="1"/>
+      <w:numFmt w:val="bullet"/>
+      <w:lvlText w:val=""/>
+      <w:lvlJc w:val="left"/>
+      <w:pPr>
+        <w:tabs>
+          <w:tab w:val="num" w:pos="4320"/>
+        </w:tabs>
+        <w:ind w:left="4320" w:hanging="360"/>
+      </w:pPr>
+      <w:rPr>
+        <w:rFonts w:ascii="Wingdings" w:hAnsi="Wingdings" w:hint="default"/>
+        <w:sz w:val="20"/>
+      </w:rPr>
+    </w:lvl>
+    <w:lvl w:ilvl="6" w:tentative="1">
+      <w:start w:val="1"/>
+      <w:numFmt w:val="bullet"/>
+      <w:lvlText w:val=""/>
+      <w:lvlJc w:val="left"/>
+      <w:pPr>
+        <w:tabs>
+          <w:tab w:val="num" w:pos="5040"/>
+        </w:tabs>
+        <w:ind w:left="5040" w:hanging="360"/>
+      </w:pPr>
+      <w:rPr>
+        <w:rFonts w:ascii="Wingdings" w:hAnsi="Wingdings" w:hint="default"/>
+        <w:sz w:val="20"/>
+      </w:rPr>
+    </w:lvl>
+    <w:lvl w:ilvl="7" w:tentative="1">
+      <w:start w:val="1"/>
+      <w:numFmt w:val="bullet"/>
+      <w:lvlText w:val=""/>
+      <w:lvlJc w:val="left"/>
+      <w:pPr>
+        <w:tabs>
+          <w:tab w:val="num" w:pos="5760"/>
+        </w:tabs>
+        <w:ind w:left="5760" w:hanging="360"/>
+      </w:pPr>
+      <w:rPr>
+        <w:rFonts w:ascii="Wingdings" w:hAnsi="Wingdings" w:hint="default"/>
+        <w:sz w:val="20"/>
+      </w:rPr>
+    </w:lvl>
+    <w:lvl w:ilvl="8" w:tentative="1">
+      <w:start w:val="1"/>
+      <w:numFmt w:val="bullet"/>
+      <w:lvlText w:val=""/>
+      <w:lvlJc w:val="left"/>
+      <w:pPr>
+        <w:tabs>
+          <w:tab w:val="num" w:pos="6480"/>
+        </w:tabs>
+        <w:ind w:left="6480" w:hanging="360"/>
+      </w:pPr>
+      <w:rPr>
+        <w:rFonts w:ascii="Wingdings" w:hAnsi="Wingdings" w:hint="default"/>
+        <w:sz w:val="20"/>
+      </w:rPr>
+    </w:lvl>
+  </w:abstractNum>
+  <w:abstractNum w:abstractNumId="41" w15:restartNumberingAfterBreak="0">
+    <w:nsid w:val="7EC51A0F"/>
+    <w:multiLevelType w:val="multilevel"/>
+    <w:tmpl w:val="AA1801AA"/>
     <w:lvl w:ilvl="0">
       <w:start w:val="1"/>
       <w:numFmt w:val="bullet"/>
@@ -12978,31 +17298,31 @@
     </w:lvlOverride>
   </w:num>
   <w:num w:numId="7" w16cid:durableId="1321345490">
-    <w:abstractNumId w:val="20"/>
+    <w:abstractNumId w:val="25"/>
     <w:lvlOverride w:ilvl="0">
       <w:startOverride w:val="1"/>
     </w:lvlOverride>
   </w:num>
   <w:num w:numId="8" w16cid:durableId="2121993279">
-    <w:abstractNumId w:val="20"/>
+    <w:abstractNumId w:val="25"/>
     <w:lvlOverride w:ilvl="0">
       <w:startOverride w:val="2"/>
     </w:lvlOverride>
   </w:num>
   <w:num w:numId="9" w16cid:durableId="848371624">
-    <w:abstractNumId w:val="18"/>
+    <w:abstractNumId w:val="23"/>
     <w:lvlOverride w:ilvl="0">
       <w:startOverride w:val="1"/>
     </w:lvlOverride>
   </w:num>
   <w:num w:numId="10" w16cid:durableId="645668683">
-    <w:abstractNumId w:val="18"/>
+    <w:abstractNumId w:val="23"/>
     <w:lvlOverride w:ilvl="0">
       <w:startOverride w:val="2"/>
     </w:lvlOverride>
   </w:num>
   <w:num w:numId="11" w16cid:durableId="891423401">
-    <w:abstractNumId w:val="18"/>
+    <w:abstractNumId w:val="23"/>
     <w:lvlOverride w:ilvl="0">
       <w:startOverride w:val="3"/>
     </w:lvlOverride>
@@ -13020,178 +17340,205 @@
     </w:lvlOverride>
   </w:num>
   <w:num w:numId="14" w16cid:durableId="1637487487">
-    <w:abstractNumId w:val="24"/>
+    <w:abstractNumId w:val="32"/>
     <w:lvlOverride w:ilvl="0">
       <w:startOverride w:val="1"/>
     </w:lvlOverride>
   </w:num>
   <w:num w:numId="15" w16cid:durableId="1541090269">
-    <w:abstractNumId w:val="24"/>
+    <w:abstractNumId w:val="32"/>
     <w:lvlOverride w:ilvl="0">
       <w:startOverride w:val="2"/>
     </w:lvlOverride>
   </w:num>
   <w:num w:numId="16" w16cid:durableId="1616786230">
-    <w:abstractNumId w:val="24"/>
+    <w:abstractNumId w:val="32"/>
     <w:lvlOverride w:ilvl="0">
       <w:startOverride w:val="3"/>
     </w:lvlOverride>
   </w:num>
   <w:num w:numId="17" w16cid:durableId="988905335">
-    <w:abstractNumId w:val="24"/>
+    <w:abstractNumId w:val="32"/>
     <w:lvlOverride w:ilvl="0">
       <w:startOverride w:val="4"/>
     </w:lvlOverride>
   </w:num>
   <w:num w:numId="18" w16cid:durableId="2120907736">
-    <w:abstractNumId w:val="22"/>
+    <w:abstractNumId w:val="27"/>
     <w:lvlOverride w:ilvl="0">
       <w:startOverride w:val="1"/>
     </w:lvlOverride>
   </w:num>
   <w:num w:numId="19" w16cid:durableId="1430081503">
-    <w:abstractNumId w:val="28"/>
+    <w:abstractNumId w:val="36"/>
     <w:lvlOverride w:ilvl="0">
       <w:startOverride w:val="1"/>
     </w:lvlOverride>
   </w:num>
   <w:num w:numId="20" w16cid:durableId="978847783">
-    <w:abstractNumId w:val="28"/>
+    <w:abstractNumId w:val="36"/>
     <w:lvlOverride w:ilvl="0">
       <w:startOverride w:val="2"/>
     </w:lvlOverride>
   </w:num>
   <w:num w:numId="21" w16cid:durableId="980571901">
-    <w:abstractNumId w:val="28"/>
+    <w:abstractNumId w:val="36"/>
     <w:lvlOverride w:ilvl="0">
       <w:startOverride w:val="3"/>
     </w:lvlOverride>
   </w:num>
   <w:num w:numId="22" w16cid:durableId="2089501099">
-    <w:abstractNumId w:val="28"/>
+    <w:abstractNumId w:val="36"/>
     <w:lvlOverride w:ilvl="0">
       <w:startOverride w:val="4"/>
     </w:lvlOverride>
   </w:num>
   <w:num w:numId="23" w16cid:durableId="539974921">
-    <w:abstractNumId w:val="28"/>
+    <w:abstractNumId w:val="36"/>
     <w:lvlOverride w:ilvl="0">
       <w:startOverride w:val="5"/>
     </w:lvlOverride>
   </w:num>
   <w:num w:numId="24" w16cid:durableId="1829250864">
-    <w:abstractNumId w:val="28"/>
+    <w:abstractNumId w:val="36"/>
     <w:lvlOverride w:ilvl="0">
       <w:startOverride w:val="6"/>
     </w:lvlOverride>
   </w:num>
   <w:num w:numId="25" w16cid:durableId="1722942964">
-    <w:abstractNumId w:val="10"/>
+    <w:abstractNumId w:val="13"/>
     <w:lvlOverride w:ilvl="0">
       <w:startOverride w:val="1"/>
     </w:lvlOverride>
   </w:num>
   <w:num w:numId="26" w16cid:durableId="28461884">
-    <w:abstractNumId w:val="10"/>
+    <w:abstractNumId w:val="13"/>
     <w:lvlOverride w:ilvl="0">
       <w:startOverride w:val="2"/>
     </w:lvlOverride>
   </w:num>
   <w:num w:numId="27" w16cid:durableId="376129932">
-    <w:abstractNumId w:val="10"/>
+    <w:abstractNumId w:val="13"/>
     <w:lvlOverride w:ilvl="0">
       <w:startOverride w:val="3"/>
     </w:lvlOverride>
   </w:num>
   <w:num w:numId="28" w16cid:durableId="429929450">
-    <w:abstractNumId w:val="10"/>
+    <w:abstractNumId w:val="13"/>
     <w:lvlOverride w:ilvl="0">
       <w:startOverride w:val="4"/>
     </w:lvlOverride>
   </w:num>
   <w:num w:numId="29" w16cid:durableId="1099594399">
-    <w:abstractNumId w:val="14"/>
+    <w:abstractNumId w:val="17"/>
     <w:lvlOverride w:ilvl="0">
       <w:startOverride w:val="1"/>
     </w:lvlOverride>
   </w:num>
   <w:num w:numId="30" w16cid:durableId="1403335091">
-    <w:abstractNumId w:val="14"/>
+    <w:abstractNumId w:val="17"/>
     <w:lvlOverride w:ilvl="0">
       <w:startOverride w:val="2"/>
     </w:lvlOverride>
   </w:num>
   <w:num w:numId="31" w16cid:durableId="645670504">
+    <w:abstractNumId w:val="5"/>
+  </w:num>
+  <w:num w:numId="32" w16cid:durableId="2099019608">
+    <w:abstractNumId w:val="14"/>
+  </w:num>
+  <w:num w:numId="33" w16cid:durableId="1783643251">
+    <w:abstractNumId w:val="15"/>
+  </w:num>
+  <w:num w:numId="34" w16cid:durableId="1474985637">
+    <w:abstractNumId w:val="24"/>
+  </w:num>
+  <w:num w:numId="35" w16cid:durableId="1625572958">
+    <w:abstractNumId w:val="33"/>
+  </w:num>
+  <w:num w:numId="36" w16cid:durableId="2146120805">
+    <w:abstractNumId w:val="11"/>
+  </w:num>
+  <w:num w:numId="37" w16cid:durableId="951399433">
+    <w:abstractNumId w:val="40"/>
+  </w:num>
+  <w:num w:numId="38" w16cid:durableId="820969915">
+    <w:abstractNumId w:val="8"/>
+  </w:num>
+  <w:num w:numId="39" w16cid:durableId="2078284926">
+    <w:abstractNumId w:val="9"/>
+  </w:num>
+  <w:num w:numId="40" w16cid:durableId="749959862">
+    <w:abstractNumId w:val="20"/>
+  </w:num>
+  <w:num w:numId="41" w16cid:durableId="1953435387">
+    <w:abstractNumId w:val="35"/>
+  </w:num>
+  <w:num w:numId="42" w16cid:durableId="1070734727">
+    <w:abstractNumId w:val="39"/>
+  </w:num>
+  <w:num w:numId="43" w16cid:durableId="391122982">
+    <w:abstractNumId w:val="38"/>
+  </w:num>
+  <w:num w:numId="44" w16cid:durableId="8258688">
+    <w:abstractNumId w:val="34"/>
+  </w:num>
+  <w:num w:numId="45" w16cid:durableId="195777664">
+    <w:abstractNumId w:val="31"/>
+  </w:num>
+  <w:num w:numId="46" w16cid:durableId="567543154">
+    <w:abstractNumId w:val="37"/>
+  </w:num>
+  <w:num w:numId="47" w16cid:durableId="1838420976">
     <w:abstractNumId w:val="4"/>
   </w:num>
-  <w:num w:numId="32" w16cid:durableId="2099019608">
-    <w:abstractNumId w:val="11"/>
+  <w:num w:numId="48" w16cid:durableId="1031606810">
+    <w:abstractNumId w:val="3"/>
   </w:num>
-  <w:num w:numId="33" w16cid:durableId="1783643251">
+  <w:num w:numId="49" w16cid:durableId="1815222768">
     <w:abstractNumId w:val="12"/>
   </w:num>
-  <w:num w:numId="34" w16cid:durableId="1474985637">
+  <w:num w:numId="50" w16cid:durableId="687098014">
+    <w:abstractNumId w:val="18"/>
+  </w:num>
+  <w:num w:numId="51" w16cid:durableId="596404929">
+    <w:abstractNumId w:val="16"/>
+  </w:num>
+  <w:num w:numId="52" w16cid:durableId="674964790">
     <w:abstractNumId w:val="19"/>
   </w:num>
-  <w:num w:numId="35" w16cid:durableId="1625572958">
-    <w:abstractNumId w:val="25"/>
+  <w:num w:numId="53" w16cid:durableId="783885604">
+    <w:abstractNumId w:val="26"/>
   </w:num>
-  <w:num w:numId="36" w16cid:durableId="2146120805">
-    <w:abstractNumId w:val="8"/>
+  <w:num w:numId="54" w16cid:durableId="403379487">
+    <w:abstractNumId w:val="10"/>
   </w:num>
-  <w:num w:numId="37" w16cid:durableId="951399433">
-    <w:abstractNumId w:val="32"/>
-  </w:num>
-  <w:num w:numId="38" w16cid:durableId="820969915">
-    <w:abstractNumId w:val="5"/>
-  </w:num>
-  <w:num w:numId="39" w16cid:durableId="2078284926">
+  <w:num w:numId="55" w16cid:durableId="243035652">
     <w:abstractNumId w:val="6"/>
   </w:num>
-  <w:num w:numId="40" w16cid:durableId="749959862">
-    <w:abstractNumId w:val="17"/>
+  <w:num w:numId="56" w16cid:durableId="369495018">
+    <w:abstractNumId w:val="29"/>
   </w:num>
-  <w:num w:numId="41" w16cid:durableId="1953435387">
-    <w:abstractNumId w:val="27"/>
+  <w:num w:numId="57" w16cid:durableId="1955474401">
+    <w:abstractNumId w:val="21"/>
   </w:num>
-  <w:num w:numId="42" w16cid:durableId="1070734727">
-    <w:abstractNumId w:val="31"/>
+  <w:num w:numId="58" w16cid:durableId="1730111189">
+    <w:abstractNumId w:val="7"/>
   </w:num>
-  <w:num w:numId="43" w16cid:durableId="391122982">
+  <w:num w:numId="59" w16cid:durableId="1861620188">
     <w:abstractNumId w:val="30"/>
   </w:num>
-  <w:num w:numId="44" w16cid:durableId="8258688">
-    <w:abstractNumId w:val="26"/>
+  <w:num w:numId="60" w16cid:durableId="107701696">
+    <w:abstractNumId w:val="28"/>
   </w:num>
-  <w:num w:numId="45" w16cid:durableId="195777664">
-    <w:abstractNumId w:val="23"/>
+  <w:num w:numId="61" w16cid:durableId="1957641639">
+    <w:abstractNumId w:val="22"/>
   </w:num>
-  <w:num w:numId="46" w16cid:durableId="567543154">
-    <w:abstractNumId w:val="29"/>
-  </w:num>
-  <w:num w:numId="47" w16cid:durableId="1838420976">
-    <w:abstractNumId w:val="3"/>
-  </w:num>
-  <w:num w:numId="48" w16cid:durableId="1031606810">
+  <w:num w:numId="62" w16cid:durableId="1694307338">
     <w:abstractNumId w:val="2"/>
   </w:num>
-  <w:num w:numId="49" w16cid:durableId="1815222768">
-    <w:abstractNumId w:val="9"/>
-  </w:num>
-  <w:num w:numId="50" w16cid:durableId="687098014">
-    <w:abstractNumId w:val="15"/>
-  </w:num>
-  <w:num w:numId="51" w16cid:durableId="596404929">
-    <w:abstractNumId w:val="13"/>
-  </w:num>
-  <w:num w:numId="52" w16cid:durableId="674964790">
-    <w:abstractNumId w:val="16"/>
-  </w:num>
-  <w:num w:numId="53" w16cid:durableId="783885604">
-    <w:abstractNumId w:val="21"/>
-  </w:num>
-  <w:num w:numId="54" w16cid:durableId="403379487">
-    <w:abstractNumId w:val="7"/>
+  <w:num w:numId="63" w16cid:durableId="491799772">
+    <w:abstractNumId w:val="41"/>
   </w:num>
   <w:numIdMacAtCleanup w:val="54"/>
 </w:numbering>
